--- a/Step_Documentation/Step3_Local_Edge_Cloud_Routing.docx
+++ b/Step_Documentation/Step3_Local_Edge_Cloud_Routing.docx
@@ -38,10 +38,24 @@
           <w:color w:val="5B6472"/>
           <w:sz w:val="25"/>
         </w:rPr>
-        <w:t>Ab har task yeh bhi choose karta hai ke WAHAN process hoga — on-device, department server, ya shared cloud.</w:t>
+        <w:t>Har naya task ab yeh bhi choose karta hai ke kahan process hoga — apne department par, padosi department par, ya shared cloud par.</w:t>
       </w:r>
     </w:p>
     <w:p/>
+    <w:p>
+      <w:pPr>
+        <w:spacing w:before="120" w:after="200"/>
+        <w:ind w:left="170"/>
+        <w:shd w:val="clear" w:color="auto" w:fill="F2F4F8"/>
+      </w:pPr>
+      <w:r>
+        <w:rPr>
+          <w:i/>
+          <w:sz w:val="21"/>
+        </w:rPr>
+        <w:t xml:space="preserve">UPDATED VERSION (V2, audit fixes, Oct 2026 — commit 470a079). Is document ka pehla version purana design describe karta tha (ek alag chhota 'on-device' Local node aur sirf compute_demand wale thresholds). Woh design hata diya gaya hai; neeche jo code aur examples hain woh CURRENT code se liye gaye hain. Purana code git tag v0.5-pre-audit-fixes mein mehfooz hai.</w:t>
+      </w:r>
+    </w:p>
     <w:p>
       <w:pPr>
         <w:pStyle w:val="Heading1"/>
@@ -60,11 +74,9 @@
       </w:pPr>
       <w:r>
         <w:rPr>
-          <w:b w:val="0"/>
-          <w:i w:val="0"/>
           <w:sz w:val="22"/>
         </w:rPr>
-        <w:t>Steps 1-2 tak har task sirf apne department ke EdgeNode (Edge tier) par jata tha. Real edge-computing systems mein hamesha ek trade-off hota hai: kaam 'close and fast' rakhein (kam powerful lekin turant available), ya 'far but powerful' bhej dein (zyada capacity lekin waqt lagta hai pohanchne mein). Is step mein humne teen 'tiers' banaye:</w:t>
+        <w:t xml:space="preserve">Steps 1-2 mein har task sirf apne department ke EdgeNode par jata tha. Real edge-computing systems mein hamesha ek trade-off hota hai: kaam 'close and fast' rakhein, ya kisi aur jagah bhej dein jahan capacity zyada ho lekin pohanchne mein waqt lage. Roadmap aur synopsis ke mutabiq har task ke liye teen actions hain:</w:t>
       </w:r>
     </w:p>
     <w:p>
@@ -73,7 +85,13 @@
         <w:spacing w:after="80"/>
       </w:pPr>
       <w:r>
-        <w:t>LOCAL — bilkul chhota, on-device resource (jaise bedside monitor). Zero delay, lekin bohat kam capacity (1.0).</w:t>
+        <w:rPr>
+          <w:b/>
+        </w:rPr>
+        <w:t xml:space="preserve">LOCAL</w:t>
+      </w:r>
+      <w:r>
+        <w:t xml:space="preserve"> — task apne hi (source) department ke edge node par process hota hai. Network delay 0.</w:t>
       </w:r>
     </w:p>
     <w:p>
@@ -82,7 +100,13 @@
         <w:spacing w:after="80"/>
       </w:pPr>
       <w:r>
-        <w:t>EDGE — department ka apna server, bilkul Step 1/2 wala EdgeNode, koi tabdeeli nahi.</w:t>
+        <w:rPr>
+          <w:b/>
+        </w:rPr>
+        <w:t xml:space="preserve">EDGE</w:t>
+      </w:r>
+      <w:r>
+        <w:t xml:space="preserve"> — task kisi DOOSRE (padosi / neighbour) department ke edge node par offload hota hai. Padosi ki ASLI queue aur capacity share hoti hai, aur 1 step network delay lagta hai (hospital ke andar LAN hop).</w:t>
       </w:r>
     </w:p>
     <w:p>
@@ -91,7 +115,13 @@
         <w:spacing w:after="80"/>
       </w:pPr>
       <w:r>
-        <w:t>CLOUD — POORE hospital ke liye SIRF EK shared, bohat powerful (capacity 50.0) server — lekin ismein 'network_delay' (2 steps) lagte hain pohanchne mein.</w:t>
+        <w:rPr>
+          <w:b/>
+        </w:rPr>
+        <w:t xml:space="preserve">CLOUD</w:t>
+      </w:r>
+      <w:r>
+        <w:t xml:space="preserve"> — poore hospital ke liye SIRF EK shared, powerful server (capacity 50.0), lekin 2 steps network delay (WAN link).</w:t>
       </w:r>
     </w:p>
     <w:p>
@@ -100,11 +130,27 @@
       </w:pPr>
       <w:r>
         <w:rPr>
-          <w:b w:val="0"/>
-          <w:i w:val="0"/>
           <w:sz w:val="22"/>
         </w:rPr>
-        <w:t>TaskRouter naam ki class faisla karti hai ke koi task kahan jayega — sirf uske compute_demand ko dekh kar, do thresholds ke against compare kar ke. YEH ABHI AI/LEARNING NAHI HAI — ek bilkul FIXED, insaan ke likhe hue if/elif rule hai. Steps 7+ mein isi jagah ek Reinforcement Learning agent aayega jo is fixed rule se BEHTAR faisle karna seekhega. Is step ka maqsad sirf yeh hai ke pehle teenon tiers ki queueing/capacity/delay mechanics 100% sahi kaam karein, phir unke upar 'intelligence' lagayi jaye.</w:t>
+        <w:t xml:space="preserve">TaskRouter class faisla karti hai ke task kahan jayega. YEH ABHI AI/LEARNING NAHI HAI — yeh ek FIXED, haath se likha hua rule hai (FCFS baseline). Steps 7+ mein isi jagah Reinforcement Learning agent aayega jo yeh faisla behtar karna seekhega. Is step ka maqsad sirf yeh hai ke teenon jagah ki queueing, capacity aur network delay mechanics pehle 100% sahi kaam karein.</w:t>
+      </w:r>
+    </w:p>
+    <w:p>
+      <w:pPr>
+        <w:spacing w:after="160"/>
+      </w:pPr>
+      <w:r>
+        <w:rPr>
+          <w:b/>
+          <w:sz w:val="22"/>
+        </w:rPr>
+        <w:t xml:space="preserve">V2 mein design kyun badla?</w:t>
+      </w:r>
+      <w:r>
+        <w:rPr>
+          <w:sz w:val="22"/>
+        </w:rPr>
+        <w:t xml:space="preserve"> Pehle 'Edge' sirf department ka apna node tha aur 'Local' ek alag chhota bedside node (capacity 1.0) tha. Is se do masle the: (1) kaam kabhi doosre department par offload nahi hota tha, jabke thesis ka multi-agent idea (ek department ka faisla doosre department ki capacity ko affect kare) isi par khara hai; (2) routing sirf task ka size dekhti thi, node kitna busy hai yeh nahi. V2 mein dono theek kiye gaye.</w:t>
       </w:r>
     </w:p>
     <w:p>
@@ -116,7 +162,7 @@
           <w:color w:val="7C3AED"/>
           <w:sz w:val="29"/>
         </w:rPr>
-        <w:t>Routing Rule (Bilkul Yeh Teen Lines)</w:t>
+        <w:t>Routing Rule (Fixed, Priority-Blind)</w:t>
       </w:r>
     </w:p>
     <w:p>
@@ -131,7 +177,7 @@
           <w:color w:val="8AB4FF"/>
           <w:sz w:val="19"/>
         </w:rPr>
-        <w:t xml:space="preserve">  Fixed Rule (not learned)</w:t>
+        <w:t xml:space="preserve">  Fixed FCFS Rule (not learned)</w:t>
       </w:r>
     </w:p>
     <w:p>
@@ -145,7 +191,7 @@
           <w:color w:val="E8ECF3"/>
           <w:sz w:val="19"/>
         </w:rPr>
-        <w:t>compute_demand &lt;= local_threshold (1.5)                  -&gt; Local</w:t>
+        <w:t xml:space="preserve">1. compute_demand &gt; cloud_threshold (6.0)            -&gt; Cloud</w:t>
       </w:r>
     </w:p>
     <w:p>
@@ -159,7 +205,7 @@
           <w:color w:val="E8ECF3"/>
           <w:sz w:val="19"/>
         </w:rPr>
-        <w:t>local_threshold &lt; compute_demand &lt;= edge_threshold (6.0)  -&gt; Edge</w:t>
+        <w:t xml:space="preserve">2. warna: source node ka backlog &lt;= offload_threshold (3.0)</w:t>
       </w:r>
     </w:p>
     <w:p>
@@ -173,13 +219,52 @@
           <w:color w:val="E8ECF3"/>
           <w:sz w:val="19"/>
         </w:rPr>
-        <w:t>compute_demand &gt; edge_threshold                           -&gt; Cloud</w:t>
+        <w:t xml:space="preserve">                                                     -&gt; Local (apna node)</w:t>
       </w:r>
     </w:p>
     <w:p>
       <w:pPr>
+        <w:spacing w:before="0" w:after="0" w:line="240" w:lineRule="auto"/>
+        <w:shd w:val="clear" w:color="auto" w:fill="1e2430"/>
+      </w:pPr>
+      <w:r>
+        <w:rPr>
+          <w:rFonts w:ascii="Consolas" w:hAnsi="Consolas"/>
+          <w:color w:val="E8ECF3"/>
+          <w:sz w:val="19"/>
+        </w:rPr>
+        <w:t xml:space="preserve">3. warna: sab se kam backlog wala padosi             -&gt; Edge</w:t>
+      </w:r>
+    </w:p>
+    <w:p>
+      <w:pPr>
+        <w:spacing w:before="0" w:after="0" w:line="240" w:lineRule="auto"/>
+        <w:shd w:val="clear" w:color="auto" w:fill="1e2430"/>
+      </w:pPr>
+      <w:r>
+        <w:rPr>
+          <w:rFonts w:ascii="Consolas" w:hAnsi="Consolas"/>
+          <w:color w:val="E8ECF3"/>
+          <w:sz w:val="19"/>
+        </w:rPr>
+        <w:t xml:space="preserve">          (barabar backlog par order: Emergency -&gt; ICU -&gt; General_Ward)</w:t>
+      </w:r>
+    </w:p>
+    <w:p>
+      <w:pPr>
         <w:spacing w:after="200"/>
       </w:pPr>
+    </w:p>
+    <w:p>
+      <w:pPr>
+        <w:spacing w:after="160"/>
+      </w:pPr>
+      <w:r>
+        <w:rPr>
+          <w:sz w:val="22"/>
+        </w:rPr>
+        <w:t xml:space="preserve">'Backlog' = node ko assign kiye gaye tamam unfinished tasks ki remaining demand — un tasks samet jo abhi network mein raste mein hain (woh kaam us node par reserve ho chuka hai). Rule task ki priority ko nahi dekhta; yeh jaan-bujh kar hai, kyunke yeh FCFS baseline hai.</w:t>
+      </w:r>
     </w:p>
     <w:p>
       <w:pPr>
@@ -216,7 +301,7 @@
                 <w:color w:val="FFFFFF"/>
                 <w:sz w:val="20"/>
               </w:rPr>
-              <w:t>File</w:t>
+              <w:t xml:space="preserve">File</w:t>
             </w:r>
           </w:p>
         </w:tc>
@@ -232,7 +317,7 @@
                 <w:color w:val="FFFFFF"/>
                 <w:sz w:val="20"/>
               </w:rPr>
-              <w:t>What it is responsible for</w:t>
+              <w:t xml:space="preserve">What it is responsible for</w:t>
             </w:r>
           </w:p>
         </w:tc>
@@ -249,7 +334,7 @@
                 <w:b/>
                 <w:sz w:val="19"/>
               </w:rPr>
-              <w:t>env/task_router.py</w:t>
+              <w:t xml:space="preserve">env/task_router.py</w:t>
             </w:r>
           </w:p>
         </w:tc>
@@ -262,7 +347,7 @@
               <w:rPr>
                 <w:sz w:val="20"/>
               </w:rPr>
-              <w:t>TaskRouter class — sirf 2 numbers (local_threshold, edge_threshold) ke sath fixed decision rule. choose_tier() method compute_demand dekh kar 'Local'/'Edge'/'Cloud' return karta hai.</w:t>
+              <w:t xml:space="preserve">TaskRouter — choose_destination(source, compute_demand, backlogs) upar wala rule chala kar (tier, destination) return karta hai.</w:t>
             </w:r>
           </w:p>
         </w:tc>
@@ -279,7 +364,7 @@
                 <w:b/>
                 <w:sz w:val="19"/>
               </w:rPr>
-              <w:t>env/cloud_node.py</w:t>
+              <w:t xml:space="preserve">env/edge_node.py</w:t>
             </w:r>
           </w:p>
         </w:tc>
@@ -292,7 +377,7 @@
               <w:rPr>
                 <w:sz w:val="20"/>
               </w:rPr>
-              <w:t>CloudNode class — EdgeNode ko INHERIT karta hai, bas ek extra rule add karta hai: task tab tak process nahi hota jab tak network_delay steps 'transit' mein na guzar jayen.</w:t>
+              <w:t xml:space="preserve">V2: add_task(task, transfer_delay) har task ka ready_time set karta hai; step() 'destination-ready FCFS' chalata hai — raste mein (transit) wala task CPU nahi leta aur doosre tasks ko block bhi nahi karta.</w:t>
             </w:r>
           </w:p>
         </w:tc>
@@ -309,7 +394,7 @@
                 <w:b/>
                 <w:sz w:val="19"/>
               </w:rPr>
-              <w:t>env/hospital_env.py</w:t>
+              <w:t xml:space="preserve">env/cloud_node.py</w:t>
             </w:r>
           </w:p>
         </w:tc>
@@ -322,7 +407,7 @@
               <w:rPr>
                 <w:sz w:val="20"/>
               </w:rPr>
-              <w:t>route_task() / route_generated_arrivals() — naye methods jo router se tier poochte hain, phir sahi node (local_nodes[dept] / nodes[dept] / cloud_node) par task bhej dete hain.</w:t>
+              <w:t xml:space="preserve">CloudNode — EdgeNode hi hai, bas default transfer delay = cloud_network_delay (2).</w:t>
             </w:r>
           </w:p>
         </w:tc>
@@ -339,7 +424,7 @@
                 <w:b/>
                 <w:sz w:val="19"/>
               </w:rPr>
-              <w:t>configs/environment.yaml</w:t>
+              <w:t xml:space="preserve">env/hospital_env.py</w:t>
             </w:r>
           </w:p>
         </w:tc>
@@ -352,7 +437,7 @@
               <w:rPr>
                 <w:sz w:val="20"/>
               </w:rPr>
-              <w:t>offloading section — local_capacity, cloud_capacity, cloud_network_delay, local_threshold, edge_threshold.</w:t>
+              <w:t xml:space="preserve">route_task() / route_generated_arrivals() — sab departments ke current backlogs router ko dete hain, phir _place() task ko sahi node par sahi delay ke saath rakhta hai.</w:t>
             </w:r>
           </w:p>
         </w:tc>
@@ -369,7 +454,7 @@
                 <w:b/>
                 <w:sz w:val="19"/>
               </w:rPr>
-              <w:t>tests/test_step3_routing.py</w:t>
+              <w:t xml:space="preserve">env/task.py</w:t>
             </w:r>
           </w:p>
         </w:tc>
@@ -382,7 +467,67 @@
               <w:rPr>
                 <w:sz w:val="20"/>
               </w:rPr>
-              <w:t>7 tests: har tier ke liye correct routing, boundary values (exactly threshold par), cloud network delay, aur purana add_task() ab bhi bina routing ke Edge par jata hai (backward compatibility).</w:t>
+              <w:t xml:space="preserve">source_department, destination, ready_time, start_time fields; transmission_delay, queue_wait, execution_span, latency properties.</w:t>
+            </w:r>
+          </w:p>
+        </w:tc>
+      </w:tr>
+      <w:tr>
+        <w:tc>
+          <w:tcPr>
+            <w:tcW w:type="dxa" w:w="3118"/>
+          </w:tcPr>
+          <w:p>
+            <w:r>
+              <w:rPr>
+                <w:rFonts w:ascii="Consolas" w:hAnsi="Consolas"/>
+                <w:b/>
+                <w:sz w:val="19"/>
+              </w:rPr>
+              <w:t xml:space="preserve">configs/environment.yaml</w:t>
+            </w:r>
+          </w:p>
+        </w:tc>
+        <w:tc>
+          <w:tcPr>
+            <w:tcW w:type="dxa" w:w="5953"/>
+          </w:tcPr>
+          <w:p>
+            <w:r>
+              <w:rPr>
+                <w:sz w:val="20"/>
+              </w:rPr>
+              <w:t xml:space="preserve">offloading section — cloud_capacity, cloud_network_delay, neighbour_network_delay, cloud_threshold, offload_threshold, neighbour_tie_break_order.</w:t>
+            </w:r>
+          </w:p>
+        </w:tc>
+      </w:tr>
+      <w:tr>
+        <w:tc>
+          <w:tcPr>
+            <w:tcW w:type="dxa" w:w="3118"/>
+          </w:tcPr>
+          <w:p>
+            <w:r>
+              <w:rPr>
+                <w:rFonts w:ascii="Consolas" w:hAnsi="Consolas"/>
+                <w:b/>
+                <w:sz w:val="19"/>
+              </w:rPr>
+              <w:t xml:space="preserve">tests/test_step3_routing.py, tests/test_v2_routing_timing.py</w:t>
+            </w:r>
+          </w:p>
+        </w:tc>
+        <w:tc>
+          <w:tcPr>
+            <w:tcW w:type="dxa" w:w="5953"/>
+          </w:tcPr>
+          <w:p>
+            <w:r>
+              <w:rPr>
+                <w:sz w:val="20"/>
+              </w:rPr>
+              <w:t xml:space="preserve">7 + 18 tests: har action ki routing, threshold boundaries, padosi ka chunao aur tie-break, network delay, ready-time FCFS, latency ke hisse, aur task conservation.</w:t>
             </w:r>
           </w:p>
         </w:tc>
@@ -404,12 +549,7 @@
           <w:i/>
           <w:sz w:val="21"/>
         </w:rPr>
-        <w:t>Zaroori baat: Step 1/2 ka add_task() BILKUL WAISA HI reh gaya hai — hamesha seedha Edge node par jata hai, koi routing nahi. Routing sirf NAYE route_task() method se hoti hai — is liye purana code/tests kabhi break nahi huay.</w:t>
-      </w:r>
-    </w:p>
-    <w:p>
-      <w:r>
-        <w:br w:type="page"/>
+        <w:t xml:space="preserve">Zaroori baat: Step 1/2 ka add_task() router se nahi poochta — task hamesha apne department ke node par jata hai. V2 mein isay tier='Local' label milta hai, kyunke wahi uski asal jagah hai. Routing sirf route_task() / route_generated_arrivals() se hoti hai.</w:t>
       </w:r>
     </w:p>
     <w:p>
@@ -433,7 +573,7 @@
           <w:color w:val="7C3AED"/>
           <w:sz w:val="29"/>
         </w:rPr>
-        <w:t>2.1  env/task_router.py — Poori Class</w:t>
+        <w:t>2.1  env/task_router.py — choose_destination()</w:t>
       </w:r>
     </w:p>
     <w:p>
@@ -448,7 +588,7 @@
           <w:color w:val="8AB4FF"/>
           <w:sz w:val="19"/>
         </w:rPr>
-        <w:t xml:space="preserve">  env/task_router.py</w:t>
+        <w:t xml:space="preserve">  env/task_router.py — TaskRouter.choose_destination()</w:t>
       </w:r>
     </w:p>
     <w:p>
@@ -462,7 +602,7 @@
           <w:color w:val="E8ECF3"/>
           <w:sz w:val="19"/>
         </w:rPr>
-        <w:t>class TaskRouter:</w:t>
+        <w:t xml:space="preserve">def choose_destination(</w:t>
       </w:r>
     </w:p>
     <w:p>
@@ -476,7 +616,7 @@
           <w:color w:val="E8ECF3"/>
           <w:sz w:val="19"/>
         </w:rPr>
-        <w:t xml:space="preserve">    def __init__(self, local_threshold: float, edge_threshold: float):</w:t>
+        <w:t xml:space="preserve">    self, source: str, compute_demand: float, backlogs: Mapping[str, float]</w:t>
       </w:r>
     </w:p>
     <w:p>
@@ -490,7 +630,7 @@
           <w:color w:val="E8ECF3"/>
           <w:sz w:val="19"/>
         </w:rPr>
-        <w:t xml:space="preserve">        if local_threshold &lt;= 0:</w:t>
+        <w:t xml:space="preserve">) -&gt; Tuple[str, str]:</w:t>
       </w:r>
     </w:p>
     <w:p>
@@ -504,7 +644,7 @@
           <w:color w:val="E8ECF3"/>
           <w:sz w:val="19"/>
         </w:rPr>
-        <w:t xml:space="preserve">            raise ValueError(</w:t>
+        <w:t xml:space="preserve">    if source not in self._rank:</w:t>
       </w:r>
     </w:p>
     <w:p>
@@ -518,7 +658,7 @@
           <w:color w:val="E8ECF3"/>
           <w:sz w:val="19"/>
         </w:rPr>
-        <w:t xml:space="preserve">                f"TaskRouter: local_threshold must be &gt; 0, got {local_threshold}"</w:t>
+        <w:t xml:space="preserve">        raise ValueError(f"TaskRouter: unknown source department {source!r}")</w:t>
       </w:r>
     </w:p>
     <w:p>
@@ -532,7 +672,7 @@
           <w:color w:val="E8ECF3"/>
           <w:sz w:val="19"/>
         </w:rPr>
-        <w:t xml:space="preserve">            )</w:t>
+        <w:t xml:space="preserve">    if not is_finite_number(compute_demand) or compute_demand &lt;= 0:</w:t>
       </w:r>
     </w:p>
     <w:p>
@@ -546,7 +686,7 @@
           <w:color w:val="E8ECF3"/>
           <w:sz w:val="19"/>
         </w:rPr>
-        <w:t xml:space="preserve">        if edge_threshold &lt;= local_threshold:</w:t>
+        <w:t xml:space="preserve">        raise ValueError(</w:t>
       </w:r>
     </w:p>
     <w:p>
@@ -560,7 +700,7 @@
           <w:color w:val="E8ECF3"/>
           <w:sz w:val="19"/>
         </w:rPr>
-        <w:t xml:space="preserve">            raise ValueError(</w:t>
+        <w:t xml:space="preserve">            f"TaskRouter.choose_destination: compute_demand must be a finite number &gt; 0, "</w:t>
       </w:r>
     </w:p>
     <w:p>
@@ -574,7 +714,7 @@
           <w:color w:val="E8ECF3"/>
           <w:sz w:val="19"/>
         </w:rPr>
-        <w:t xml:space="preserve">                f"TaskRouter: edge_threshold ({edge_threshold}) must be &gt; "</w:t>
+        <w:t xml:space="preserve">            f"got {compute_demand!r}"</w:t>
       </w:r>
     </w:p>
     <w:p>
@@ -588,7 +728,7 @@
           <w:color w:val="E8ECF3"/>
           <w:sz w:val="19"/>
         </w:rPr>
-        <w:t xml:space="preserve">                f"local_threshold ({local_threshold})"</w:t>
+        <w:t xml:space="preserve">        )</w:t>
       </w:r>
     </w:p>
     <w:p>
@@ -602,7 +742,7 @@
           <w:color w:val="E8ECF3"/>
           <w:sz w:val="19"/>
         </w:rPr>
-        <w:t xml:space="preserve">            )</w:t>
+        <w:t xml:space="preserve">    if compute_demand &gt; self.cloud_threshold:</w:t>
       </w:r>
     </w:p>
     <w:p>
@@ -616,7 +756,7 @@
           <w:color w:val="E8ECF3"/>
           <w:sz w:val="19"/>
         </w:rPr>
-        <w:t xml:space="preserve">        self.local_threshold = local_threshold</w:t>
+        <w:t xml:space="preserve">        return "Cloud", CLOUD_NODE_NAME</w:t>
       </w:r>
     </w:p>
     <w:p>
@@ -630,7 +770,7 @@
           <w:color w:val="E8ECF3"/>
           <w:sz w:val="19"/>
         </w:rPr>
-        <w:t xml:space="preserve">        self.edge_threshold = edge_threshold</w:t>
+        <w:t xml:space="preserve">    if backlogs[source] &lt;= self.offload_threshold:</w:t>
       </w:r>
     </w:p>
     <w:p>
@@ -644,7 +784,7 @@
           <w:color w:val="E8ECF3"/>
           <w:sz w:val="19"/>
         </w:rPr>
-        <w:t xml:space="preserve"> </w:t>
+        <w:t xml:space="preserve">        return "Local", source</w:t>
       </w:r>
     </w:p>
     <w:p>
@@ -658,7 +798,7 @@
           <w:color w:val="E8ECF3"/>
           <w:sz w:val="19"/>
         </w:rPr>
-        <w:t xml:space="preserve">    def choose_tier(self, compute_demand: float) -&gt; str:</w:t>
+        <w:t xml:space="preserve">    neighbours = [d for d in self.neighbour_order if d != source]</w:t>
       </w:r>
     </w:p>
     <w:p>
@@ -672,7 +812,7 @@
           <w:color w:val="E8ECF3"/>
           <w:sz w:val="19"/>
         </w:rPr>
-        <w:t xml:space="preserve">        if compute_demand &lt;= 0:</w:t>
+        <w:t xml:space="preserve">    destination = min(neighbours, key=lambda d: (backlogs[d], self._rank[d]))</w:t>
       </w:r>
     </w:p>
     <w:p>
@@ -686,147 +826,7 @@
           <w:color w:val="E8ECF3"/>
           <w:sz w:val="19"/>
         </w:rPr>
-        <w:t xml:space="preserve">            raise ValueError(</w:t>
-      </w:r>
-    </w:p>
-    <w:p>
-      <w:pPr>
-        <w:spacing w:before="0" w:after="0" w:line="240" w:lineRule="auto"/>
-        <w:shd w:val="clear" w:color="auto" w:fill="1e2430"/>
-      </w:pPr>
-      <w:r>
-        <w:rPr>
-          <w:rFonts w:ascii="Consolas" w:hAnsi="Consolas"/>
-          <w:color w:val="E8ECF3"/>
-          <w:sz w:val="19"/>
-        </w:rPr>
-        <w:t xml:space="preserve">                f"TaskRouter.choose_tier: compute_demand must be &gt; 0, got {compute_demand}"</w:t>
-      </w:r>
-    </w:p>
-    <w:p>
-      <w:pPr>
-        <w:spacing w:before="0" w:after="0" w:line="240" w:lineRule="auto"/>
-        <w:shd w:val="clear" w:color="auto" w:fill="1e2430"/>
-      </w:pPr>
-      <w:r>
-        <w:rPr>
-          <w:rFonts w:ascii="Consolas" w:hAnsi="Consolas"/>
-          <w:color w:val="E8ECF3"/>
-          <w:sz w:val="19"/>
-        </w:rPr>
-        <w:t xml:space="preserve">            )</w:t>
-      </w:r>
-    </w:p>
-    <w:p>
-      <w:pPr>
-        <w:spacing w:before="0" w:after="0" w:line="240" w:lineRule="auto"/>
-        <w:shd w:val="clear" w:color="auto" w:fill="1e2430"/>
-      </w:pPr>
-      <w:r>
-        <w:rPr>
-          <w:rFonts w:ascii="Consolas" w:hAnsi="Consolas"/>
-          <w:color w:val="E8ECF3"/>
-          <w:sz w:val="19"/>
-        </w:rPr>
-        <w:t xml:space="preserve">        if compute_demand &lt;= self.local_threshold:</w:t>
-      </w:r>
-    </w:p>
-    <w:p>
-      <w:pPr>
-        <w:spacing w:before="0" w:after="0" w:line="240" w:lineRule="auto"/>
-        <w:shd w:val="clear" w:color="auto" w:fill="1e2430"/>
-      </w:pPr>
-      <w:r>
-        <w:rPr>
-          <w:rFonts w:ascii="Consolas" w:hAnsi="Consolas"/>
-          <w:color w:val="E8ECF3"/>
-          <w:sz w:val="19"/>
-        </w:rPr>
-        <w:t xml:space="preserve">            tier = "Local"</w:t>
-      </w:r>
-    </w:p>
-    <w:p>
-      <w:pPr>
-        <w:spacing w:before="0" w:after="0" w:line="240" w:lineRule="auto"/>
-        <w:shd w:val="clear" w:color="auto" w:fill="1e2430"/>
-      </w:pPr>
-      <w:r>
-        <w:rPr>
-          <w:rFonts w:ascii="Consolas" w:hAnsi="Consolas"/>
-          <w:color w:val="E8ECF3"/>
-          <w:sz w:val="19"/>
-        </w:rPr>
-        <w:t xml:space="preserve">        elif compute_demand &lt;= self.edge_threshold:</w:t>
-      </w:r>
-    </w:p>
-    <w:p>
-      <w:pPr>
-        <w:spacing w:before="0" w:after="0" w:line="240" w:lineRule="auto"/>
-        <w:shd w:val="clear" w:color="auto" w:fill="1e2430"/>
-      </w:pPr>
-      <w:r>
-        <w:rPr>
-          <w:rFonts w:ascii="Consolas" w:hAnsi="Consolas"/>
-          <w:color w:val="E8ECF3"/>
-          <w:sz w:val="19"/>
-        </w:rPr>
-        <w:t xml:space="preserve">            tier = "Edge"</w:t>
-      </w:r>
-    </w:p>
-    <w:p>
-      <w:pPr>
-        <w:spacing w:before="0" w:after="0" w:line="240" w:lineRule="auto"/>
-        <w:shd w:val="clear" w:color="auto" w:fill="1e2430"/>
-      </w:pPr>
-      <w:r>
-        <w:rPr>
-          <w:rFonts w:ascii="Consolas" w:hAnsi="Consolas"/>
-          <w:color w:val="E8ECF3"/>
-          <w:sz w:val="19"/>
-        </w:rPr>
-        <w:t xml:space="preserve">        else:</w:t>
-      </w:r>
-    </w:p>
-    <w:p>
-      <w:pPr>
-        <w:spacing w:before="0" w:after="0" w:line="240" w:lineRule="auto"/>
-        <w:shd w:val="clear" w:color="auto" w:fill="1e2430"/>
-      </w:pPr>
-      <w:r>
-        <w:rPr>
-          <w:rFonts w:ascii="Consolas" w:hAnsi="Consolas"/>
-          <w:color w:val="E8ECF3"/>
-          <w:sz w:val="19"/>
-        </w:rPr>
-        <w:t xml:space="preserve">            tier = "Cloud"</w:t>
-      </w:r>
-    </w:p>
-    <w:p>
-      <w:pPr>
-        <w:spacing w:before="0" w:after="0" w:line="240" w:lineRule="auto"/>
-        <w:shd w:val="clear" w:color="auto" w:fill="1e2430"/>
-      </w:pPr>
-      <w:r>
-        <w:rPr>
-          <w:rFonts w:ascii="Consolas" w:hAnsi="Consolas"/>
-          <w:color w:val="E8ECF3"/>
-          <w:sz w:val="19"/>
-        </w:rPr>
-        <w:t xml:space="preserve">        assert tier in TIER_CLASSES</w:t>
-      </w:r>
-    </w:p>
-    <w:p>
-      <w:pPr>
-        <w:spacing w:before="0" w:after="0" w:line="240" w:lineRule="auto"/>
-        <w:shd w:val="clear" w:color="auto" w:fill="1e2430"/>
-      </w:pPr>
-      <w:r>
-        <w:rPr>
-          <w:rFonts w:ascii="Consolas" w:hAnsi="Consolas"/>
-          <w:color w:val="E8ECF3"/>
-          <w:sz w:val="19"/>
-        </w:rPr>
-        <w:t xml:space="preserve">        return tier</w:t>
+        <w:t xml:space="preserve">    return "Edge", destination</w:t>
       </w:r>
     </w:p>
     <w:p>
@@ -870,7 +870,7 @@
                 <w:color w:val="E8ECF3"/>
                 <w:sz w:val="18"/>
               </w:rPr>
-              <w:t>def __init__(self, local_threshold, edge_threshold):</w:t>
+              <w:t xml:space="preserve">def choose_destination(self, source, compute_demand, backlogs):</w:t>
             </w:r>
           </w:p>
         </w:tc>
@@ -883,7 +883,7 @@
               <w:rPr>
                 <w:sz w:val="20"/>
               </w:rPr>
-              <w:t>Router banate waqt do numbers dene zaroori hain — kahan 'Local' khatam hota hai, kahan 'Edge' khatam hota hai.</w:t>
+              <w:t xml:space="preserve">Teen cheezein chahiye: task kis department ka hai, kitna kaam chahiye, aur ABHI har department ka backlog kitna hai.</w:t>
             </w:r>
           </w:p>
         </w:tc>
@@ -901,7 +901,7 @@
                 <w:color w:val="E8ECF3"/>
                 <w:sz w:val="18"/>
               </w:rPr>
-              <w:t>if local_threshold &lt;= 0: raise ValueError(...)</w:t>
+              <w:t xml:space="preserve">if source not in self._rank: raise ValueError(...)</w:t>
             </w:r>
           </w:p>
         </w:tc>
@@ -914,7 +914,7 @@
               <w:rPr>
                 <w:sz w:val="20"/>
               </w:rPr>
-              <w:t>Agar local_threshold 0 ya negative ho, to koi task kabhi Local tier mein ja hi nahi sakega (kyunke compute_demand hamesha &gt;0 hoti hai) — yeh config mistake hai, turant pakड़na zaroori.</w:t>
+              <w:t xml:space="preserve">Ghalat department naam par turant saaf error.</w:t>
             </w:r>
           </w:p>
         </w:tc>
@@ -932,7 +932,7 @@
                 <w:color w:val="E8ECF3"/>
                 <w:sz w:val="18"/>
               </w:rPr>
-              <w:t>if edge_threshold &lt;= local_threshold: raise ValueError(...)</w:t>
+              <w:t xml:space="preserve">if not is_finite_number(compute_demand) or compute_demand &lt;= 0: raise ...</w:t>
             </w:r>
           </w:p>
         </w:tc>
@@ -945,7 +945,7 @@
               <w:rPr>
                 <w:sz w:val="20"/>
               </w:rPr>
-              <w:t>edge_threshold ZAROOR local_threshold se BARA hona chahiye, warna 'Edge' range hi khaali ho jayegi (jaise 1.5 se 1.5 tak kuch nahi aata) — logical mistake ko fail-fast pakarna.</w:t>
+              <w:t xml:space="preserve">Demand ek finite number &gt; 0 honi chahiye (NaN, infinity, 0, negative sab reject).</w:t>
             </w:r>
           </w:p>
         </w:tc>
@@ -963,7 +963,7 @@
                 <w:color w:val="E8ECF3"/>
                 <w:sz w:val="18"/>
               </w:rPr>
-              <w:t>self.local_threshold = local_threshold; self.edge_threshold = edge_threshold</w:t>
+              <w:t xml:space="preserve">if compute_demand &gt; self.cloud_threshold: return 'Cloud', CLOUD_NODE_NAME</w:t>
             </w:r>
           </w:p>
         </w:tc>
@@ -976,7 +976,7 @@
               <w:rPr>
                 <w:sz w:val="20"/>
               </w:rPr>
-              <w:t>Dono thresholds object mein save kar liye, choose_tier() mein istemal ke liye.</w:t>
+              <w:t xml:space="preserve">Rule 1: bohat bhaari task (6.0 se zyada) Cloud jata hai, kyunke departments ki capacity 3-5 hai aur Cloud ki 50.</w:t>
             </w:r>
           </w:p>
         </w:tc>
@@ -994,7 +994,7 @@
                 <w:color w:val="E8ECF3"/>
                 <w:sz w:val="18"/>
               </w:rPr>
-              <w:t>def choose_tier(self, compute_demand: float) -&gt; str:</w:t>
+              <w:t xml:space="preserve">if backlogs[source] &lt;= self.offload_threshold: return 'Local', source</w:t>
             </w:r>
           </w:p>
         </w:tc>
@@ -1007,7 +1007,7 @@
               <w:rPr>
                 <w:sz w:val="20"/>
               </w:rPr>
-              <w:t>Asal decision function — ek number leta hai, teen strings mein se ek deta hai.</w:t>
+              <w:t xml:space="preserve">Rule 2: agar apna node zyada busy nahi (backlog 3.0 ya kam), task apne hi node par rehta hai. &lt;= ka matlab: exactly 3.0 par bhi Local.</w:t>
             </w:r>
           </w:p>
         </w:tc>
@@ -1025,7 +1025,7 @@
                 <w:color w:val="E8ECF3"/>
                 <w:sz w:val="18"/>
               </w:rPr>
-              <w:t>if compute_demand &lt;= 0: raise ValueError(...)</w:t>
+              <w:t xml:space="preserve">neighbours = [d for d in self.neighbour_order if d != source]</w:t>
             </w:r>
           </w:p>
         </w:tc>
@@ -1038,7 +1038,7 @@
               <w:rPr>
                 <w:sz w:val="20"/>
               </w:rPr>
-              <w:t>Negative/zero demand wala task kabhi bana hi nahi sakta (Task class khud yeh check karti hai) — yahan bhi double-check, defensive programming.</w:t>
+              <w:t xml:space="preserve">Rule 3: apna node busy hai, to padosi dhoondo. Source khud candidate nahi.</w:t>
             </w:r>
           </w:p>
         </w:tc>
@@ -1056,7 +1056,7 @@
                 <w:color w:val="E8ECF3"/>
                 <w:sz w:val="18"/>
               </w:rPr>
-              <w:t>if compute_demand &lt;= self.local_threshold: tier = 'Local'</w:t>
+              <w:t xml:space="preserve">destination = min(neighbours, key=lambda d: (backlogs[d], self._rank[d]))</w:t>
             </w:r>
           </w:p>
         </w:tc>
@@ -1069,7 +1069,7 @@
               <w:rPr>
                 <w:sz w:val="20"/>
               </w:rPr>
-              <w:t>Sabse chhota range — agar demand 1.5 ya kam hai, Local chuno.</w:t>
+              <w:t xml:space="preserve">Sab se kam backlog wala padosi. Barabar backlog par fixed order (Emergency -&gt; ICU -&gt; General_Ward) faisla karta hai, taake result hamesha deterministic rahe.</w:t>
             </w:r>
           </w:p>
         </w:tc>
@@ -1087,7 +1087,7 @@
                 <w:color w:val="E8ECF3"/>
                 <w:sz w:val="18"/>
               </w:rPr>
-              <w:t>elif compute_demand &lt;= self.edge_threshold: tier = 'Edge'</w:t>
+              <w:t xml:space="preserve">return 'Edge', destination</w:t>
             </w:r>
           </w:p>
         </w:tc>
@@ -1100,100 +1100,7 @@
               <w:rPr>
                 <w:sz w:val="20"/>
               </w:rPr>
-              <w:t>Darmiyana range — 1.5 se zyada lekin 6.0 tak, Edge chuno.</w:t>
-            </w:r>
-          </w:p>
-        </w:tc>
-      </w:tr>
-      <w:tr>
-        <w:tc>
-          <w:tcPr>
-            <w:tcW w:type="dxa" w:w="3742"/>
-            <w:shd w:val="clear" w:color="auto" w:fill="151a24"/>
-          </w:tcPr>
-          <w:p>
-            <w:r>
-              <w:rPr>
-                <w:rFonts w:ascii="Consolas" w:hAnsi="Consolas"/>
-                <w:color w:val="E8ECF3"/>
-                <w:sz w:val="18"/>
-              </w:rPr>
-              <w:t>else: tier = 'Cloud'</w:t>
-            </w:r>
-          </w:p>
-        </w:tc>
-        <w:tc>
-          <w:tcPr>
-            <w:tcW w:type="dxa" w:w="5329"/>
-          </w:tcPr>
-          <w:p>
-            <w:r>
-              <w:rPr>
-                <w:sz w:val="20"/>
-              </w:rPr>
-              <w:t>Baqi sab (6.0 se zyada), Cloud — sirf sabse bhaari kaam yahan jate hain kyunke Cloud ka delay 'afford' karna parta hai.</w:t>
-            </w:r>
-          </w:p>
-        </w:tc>
-      </w:tr>
-      <w:tr>
-        <w:tc>
-          <w:tcPr>
-            <w:tcW w:type="dxa" w:w="3742"/>
-            <w:shd w:val="clear" w:color="auto" w:fill="151a24"/>
-          </w:tcPr>
-          <w:p>
-            <w:r>
-              <w:rPr>
-                <w:rFonts w:ascii="Consolas" w:hAnsi="Consolas"/>
-                <w:color w:val="E8ECF3"/>
-                <w:sz w:val="18"/>
-              </w:rPr>
-              <w:t>assert tier in TIER_CLASSES</w:t>
-            </w:r>
-          </w:p>
-        </w:tc>
-        <w:tc>
-          <w:tcPr>
-            <w:tcW w:type="dxa" w:w="5329"/>
-          </w:tcPr>
-          <w:p>
-            <w:r>
-              <w:rPr>
-                <w:sz w:val="20"/>
-              </w:rPr>
-              <w:t>Sirf ek sanity check — yeh kabhi fail NAHI hoga (upar teenon if/elif/else sab cases cover karte hain), lekin future refactor mein koi galti ho jaye to yahan turant pakri jayegi.</w:t>
-            </w:r>
-          </w:p>
-        </w:tc>
-      </w:tr>
-      <w:tr>
-        <w:tc>
-          <w:tcPr>
-            <w:tcW w:type="dxa" w:w="3742"/>
-            <w:shd w:val="clear" w:color="auto" w:fill="151a24"/>
-          </w:tcPr>
-          <w:p>
-            <w:r>
-              <w:rPr>
-                <w:rFonts w:ascii="Consolas" w:hAnsi="Consolas"/>
-                <w:color w:val="E8ECF3"/>
-                <w:sz w:val="18"/>
-              </w:rPr>
-              <w:t>return tier</w:t>
-            </w:r>
-          </w:p>
-        </w:tc>
-        <w:tc>
-          <w:tcPr>
-            <w:tcW w:type="dxa" w:w="5329"/>
-          </w:tcPr>
-          <w:p>
-            <w:r>
-              <w:rPr>
-                <w:sz w:val="20"/>
-              </w:rPr>
-              <w:t>Faisla wapis kar diya.</w:t>
+              <w:t xml:space="preserve">Faisla: Edge tier, aur kis padosi ka node.</w:t>
             </w:r>
           </w:p>
         </w:tc>
@@ -1205,11 +1112,6 @@
       </w:pPr>
     </w:p>
     <w:p>
-      <w:r>
-        <w:br w:type="page"/>
-      </w:r>
-    </w:p>
-    <w:p>
       <w:pPr>
         <w:pStyle w:val="Heading2"/>
       </w:pPr>
@@ -1218,7 +1120,18 @@
           <w:color w:val="7C3AED"/>
           <w:sz w:val="29"/>
         </w:rPr>
-        <w:t>2.2  env/cloud_node.py — Network Delay Wala Extra Rule</w:t>
+        <w:t>2.2  env/edge_node.py — ready_time Wala FCFS</w:t>
+      </w:r>
+    </w:p>
+    <w:p>
+      <w:pPr>
+        <w:spacing w:after="160"/>
+      </w:pPr>
+      <w:r>
+        <w:rPr>
+          <w:sz w:val="22"/>
+        </w:rPr>
+        <w:t xml:space="preserve">V2 mein network delay har task ke andar 'ready_time' ki soorat mein store hota hai (ready_time = arrival_time + delay). EdgeNode hi yeh rule har node par lagata hai — apne department, padosi aur Cloud, teenon ke liye EK hi rule.</w:t>
       </w:r>
     </w:p>
     <w:p>
@@ -1233,7 +1146,7 @@
           <w:color w:val="8AB4FF"/>
           <w:sz w:val="19"/>
         </w:rPr>
-        <w:t xml:space="preserve">  env/cloud_node.py</w:t>
+        <w:t xml:space="preserve">  env/edge_node.py — EdgeNode.add_task() aur step()</w:t>
       </w:r>
     </w:p>
     <w:p>
@@ -1247,7 +1160,7 @@
           <w:color w:val="E8ECF3"/>
           <w:sz w:val="19"/>
         </w:rPr>
-        <w:t>class CloudNode(EdgeNode):</w:t>
+        <w:t xml:space="preserve">def add_task(self, task: Task, transfer_delay: int = 0) -&gt; None:</w:t>
       </w:r>
     </w:p>
     <w:p>
@@ -1261,7 +1174,7 @@
           <w:color w:val="E8ECF3"/>
           <w:sz w:val="19"/>
         </w:rPr>
-        <w:t xml:space="preserve">    def __init__(self, name: str, capacity: float, network_delay: int):</w:t>
+        <w:t xml:space="preserve">    if not is_int(transfer_delay) or transfer_delay &lt; 0:</w:t>
       </w:r>
     </w:p>
     <w:p>
@@ -1275,7 +1188,7 @@
           <w:color w:val="E8ECF3"/>
           <w:sz w:val="19"/>
         </w:rPr>
-        <w:t xml:space="preserve">        super().__init__(name, capacity)</w:t>
+        <w:t xml:space="preserve">        raise ValueError(</w:t>
       </w:r>
     </w:p>
     <w:p>
@@ -1289,7 +1202,7 @@
           <w:color w:val="E8ECF3"/>
           <w:sz w:val="19"/>
         </w:rPr>
-        <w:t xml:space="preserve">        if network_delay &lt; 0:</w:t>
+        <w:t xml:space="preserve">            f"EdgeNode '{self.name}': transfer_delay must be an int &gt;= 0, got {transfer_delay!r}"</w:t>
       </w:r>
     </w:p>
     <w:p>
@@ -1303,7 +1216,7 @@
           <w:color w:val="E8ECF3"/>
           <w:sz w:val="19"/>
         </w:rPr>
-        <w:t xml:space="preserve">            raise ValueError(</w:t>
+        <w:t xml:space="preserve">        )</w:t>
       </w:r>
     </w:p>
     <w:p>
@@ -1317,7 +1230,7 @@
           <w:color w:val="E8ECF3"/>
           <w:sz w:val="19"/>
         </w:rPr>
-        <w:t xml:space="preserve">                f"CloudNode '{name}': network_delay must be &gt;= 0, got {network_delay}"</w:t>
+        <w:t xml:space="preserve">    task.ready_time = task.arrival_time + transfer_delay</w:t>
       </w:r>
     </w:p>
     <w:p>
@@ -1331,7 +1244,7 @@
           <w:color w:val="E8ECF3"/>
           <w:sz w:val="19"/>
         </w:rPr>
-        <w:t xml:space="preserve">            )</w:t>
+        <w:t xml:space="preserve">    position = bisect.bisect_right(self.queue, task.ready_time, key=lambda t: t.ready_time)</w:t>
       </w:r>
     </w:p>
     <w:p>
@@ -1345,7 +1258,7 @@
           <w:color w:val="E8ECF3"/>
           <w:sz w:val="19"/>
         </w:rPr>
-        <w:t xml:space="preserve">        self.network_delay = network_delay</w:t>
+        <w:t xml:space="preserve">    self.queue.insert(position, task)</w:t>
       </w:r>
     </w:p>
     <w:p>
@@ -1359,7 +1272,7 @@
           <w:color w:val="E8ECF3"/>
           <w:sz w:val="19"/>
         </w:rPr>
-        <w:t xml:space="preserve"> </w:t>
+        <w:t xml:space="preserve">def step(self, current_time: int) -&gt; None:</w:t>
       </w:r>
     </w:p>
     <w:p>
@@ -1373,7 +1286,7 @@
           <w:color w:val="E8ECF3"/>
           <w:sz w:val="19"/>
         </w:rPr>
-        <w:t xml:space="preserve">    def step(self, current_time: int) -&gt; None:</w:t>
+        <w:t xml:space="preserve">    if current_time &lt; self.clock:</w:t>
       </w:r>
     </w:p>
     <w:p>
@@ -1387,7 +1300,7 @@
           <w:color w:val="E8ECF3"/>
           <w:sz w:val="19"/>
         </w:rPr>
-        <w:t xml:space="preserve">        available_capacity = self.capacity</w:t>
+        <w:t xml:space="preserve">        raise ValueError(</w:t>
       </w:r>
     </w:p>
     <w:p>
@@ -1401,7 +1314,7 @@
           <w:color w:val="E8ECF3"/>
           <w:sz w:val="19"/>
         </w:rPr>
-        <w:t xml:space="preserve">        still_in_queue = []</w:t>
+        <w:t xml:space="preserve">            f"EdgeNode '{self.name}': step({current_time}) would move time backwards "</w:t>
       </w:r>
     </w:p>
     <w:p>
@@ -1415,7 +1328,7 @@
           <w:color w:val="E8ECF3"/>
           <w:sz w:val="19"/>
         </w:rPr>
-        <w:t xml:space="preserve"> </w:t>
+        <w:t xml:space="preserve">            f"(node already ran up to step {self.clock - 1})"</w:t>
       </w:r>
     </w:p>
     <w:p>
@@ -1429,7 +1342,7 @@
           <w:color w:val="E8ECF3"/>
           <w:sz w:val="19"/>
         </w:rPr>
-        <w:t xml:space="preserve">        for task in self.queue:</w:t>
+        <w:t xml:space="preserve">        )</w:t>
       </w:r>
     </w:p>
     <w:p>
@@ -1443,7 +1356,7 @@
           <w:color w:val="E8ECF3"/>
           <w:sz w:val="19"/>
         </w:rPr>
-        <w:t xml:space="preserve">            still_in_transit = (current_time - task.arrival_time) &lt; self.network_delay</w:t>
+        <w:t xml:space="preserve">    available = self.capacity</w:t>
       </w:r>
     </w:p>
     <w:p>
@@ -1457,7 +1370,7 @@
           <w:color w:val="E8ECF3"/>
           <w:sz w:val="19"/>
         </w:rPr>
-        <w:t xml:space="preserve">            if still_in_transit or available_capacity &lt;= 0:</w:t>
+        <w:t xml:space="preserve">    still_in_queue = []</w:t>
       </w:r>
     </w:p>
     <w:p>
@@ -1471,7 +1384,7 @@
           <w:color w:val="E8ECF3"/>
           <w:sz w:val="19"/>
         </w:rPr>
-        <w:t xml:space="preserve">                still_in_queue.append(task)</w:t>
+        <w:t xml:space="preserve">    for task in self.queue:</w:t>
       </w:r>
     </w:p>
     <w:p>
@@ -1485,7 +1398,7 @@
           <w:color w:val="E8ECF3"/>
           <w:sz w:val="19"/>
         </w:rPr>
-        <w:t xml:space="preserve">                continue</w:t>
+        <w:t xml:space="preserve">        if task.ready_time &gt; current_time or available &lt;= CAPACITY_EPSILON:</w:t>
       </w:r>
     </w:p>
     <w:p>
@@ -1499,7 +1412,7 @@
           <w:color w:val="E8ECF3"/>
           <w:sz w:val="19"/>
         </w:rPr>
-        <w:t xml:space="preserve"> </w:t>
+        <w:t xml:space="preserve">            still_in_queue.append(task)</w:t>
       </w:r>
     </w:p>
     <w:p>
@@ -1513,7 +1426,7 @@
           <w:color w:val="E8ECF3"/>
           <w:sz w:val="19"/>
         </w:rPr>
-        <w:t xml:space="preserve">            work_done = min(available_capacity, task.remaining_demand)</w:t>
+        <w:t xml:space="preserve">            continue</w:t>
       </w:r>
     </w:p>
     <w:p>
@@ -1527,7 +1440,7 @@
           <w:color w:val="E8ECF3"/>
           <w:sz w:val="19"/>
         </w:rPr>
-        <w:t xml:space="preserve">            task.remaining_demand -= work_done</w:t>
+        <w:t xml:space="preserve">        work_done = min(available, task.remaining_demand)</w:t>
       </w:r>
     </w:p>
     <w:p>
@@ -1541,7 +1454,7 @@
           <w:color w:val="E8ECF3"/>
           <w:sz w:val="19"/>
         </w:rPr>
-        <w:t xml:space="preserve">            available_capacity -= work_done</w:t>
+        <w:t xml:space="preserve">        if task.start_time is None:</w:t>
       </w:r>
     </w:p>
     <w:p>
@@ -1555,7 +1468,7 @@
           <w:color w:val="E8ECF3"/>
           <w:sz w:val="19"/>
         </w:rPr>
-        <w:t xml:space="preserve"> </w:t>
+        <w:t xml:space="preserve">            task.start_time = current_time  # pehli baar CPU mila</w:t>
       </w:r>
     </w:p>
     <w:p>
@@ -1569,7 +1482,7 @@
           <w:color w:val="E8ECF3"/>
           <w:sz w:val="19"/>
         </w:rPr>
-        <w:t xml:space="preserve">            if task.is_complete:</w:t>
+        <w:t xml:space="preserve">        task.remaining_demand -= work_done</w:t>
       </w:r>
     </w:p>
     <w:p>
@@ -1583,7 +1496,7 @@
           <w:color w:val="E8ECF3"/>
           <w:sz w:val="19"/>
         </w:rPr>
-        <w:t xml:space="preserve">                task.completion_time = current_time</w:t>
+        <w:t xml:space="preserve">        available -= work_done</w:t>
       </w:r>
     </w:p>
     <w:p>
@@ -1597,7 +1510,7 @@
           <w:color w:val="E8ECF3"/>
           <w:sz w:val="19"/>
         </w:rPr>
-        <w:t xml:space="preserve">                self.completed_tasks.append(task)</w:t>
+        <w:t xml:space="preserve">        if task.is_complete:</w:t>
       </w:r>
     </w:p>
     <w:p>
@@ -1611,7 +1524,7 @@
           <w:color w:val="E8ECF3"/>
           <w:sz w:val="19"/>
         </w:rPr>
-        <w:t xml:space="preserve">            else:</w:t>
+        <w:t xml:space="preserve">            task.completion_time = current_time</w:t>
       </w:r>
     </w:p>
     <w:p>
@@ -1625,7 +1538,7 @@
           <w:color w:val="E8ECF3"/>
           <w:sz w:val="19"/>
         </w:rPr>
-        <w:t xml:space="preserve">                still_in_queue.append(task)</w:t>
+        <w:t xml:space="preserve">            self.completed_tasks.append(task)</w:t>
       </w:r>
     </w:p>
     <w:p>
@@ -1639,7 +1552,7 @@
           <w:color w:val="E8ECF3"/>
           <w:sz w:val="19"/>
         </w:rPr>
-        <w:t xml:space="preserve"> </w:t>
+        <w:t xml:space="preserve">        else:</w:t>
       </w:r>
     </w:p>
     <w:p>
@@ -1653,7 +1566,49 @@
           <w:color w:val="E8ECF3"/>
           <w:sz w:val="19"/>
         </w:rPr>
-        <w:t xml:space="preserve">        self.queue = still_in_queue</w:t>
+        <w:t xml:space="preserve">            still_in_queue.append(task)</w:t>
+      </w:r>
+    </w:p>
+    <w:p>
+      <w:pPr>
+        <w:spacing w:before="0" w:after="0" w:line="240" w:lineRule="auto"/>
+        <w:shd w:val="clear" w:color="auto" w:fill="1e2430"/>
+      </w:pPr>
+      <w:r>
+        <w:rPr>
+          <w:rFonts w:ascii="Consolas" w:hAnsi="Consolas"/>
+          <w:color w:val="E8ECF3"/>
+          <w:sz w:val="19"/>
+        </w:rPr>
+        <w:t xml:space="preserve">    self.queue = still_in_queue</w:t>
+      </w:r>
+    </w:p>
+    <w:p>
+      <w:pPr>
+        <w:spacing w:before="0" w:after="0" w:line="240" w:lineRule="auto"/>
+        <w:shd w:val="clear" w:color="auto" w:fill="1e2430"/>
+      </w:pPr>
+      <w:r>
+        <w:rPr>
+          <w:rFonts w:ascii="Consolas" w:hAnsi="Consolas"/>
+          <w:color w:val="E8ECF3"/>
+          <w:sz w:val="19"/>
+        </w:rPr>
+        <w:t xml:space="preserve">    self.last_step_work_done = self.capacity - available</w:t>
+      </w:r>
+    </w:p>
+    <w:p>
+      <w:pPr>
+        <w:spacing w:before="0" w:after="0" w:line="240" w:lineRule="auto"/>
+        <w:shd w:val="clear" w:color="auto" w:fill="1e2430"/>
+      </w:pPr>
+      <w:r>
+        <w:rPr>
+          <w:rFonts w:ascii="Consolas" w:hAnsi="Consolas"/>
+          <w:color w:val="E8ECF3"/>
+          <w:sz w:val="19"/>
+        </w:rPr>
+        <w:t xml:space="preserve">    self.clock = current_time + 1</w:t>
       </w:r>
     </w:p>
     <w:p>
@@ -1697,7 +1652,7 @@
                 <w:color w:val="E8ECF3"/>
                 <w:sz w:val="18"/>
               </w:rPr>
-              <w:t>class CloudNode(EdgeNode):</w:t>
+              <w:t xml:space="preserve">task.ready_time = task.arrival_time + transfer_delay</w:t>
             </w:r>
           </w:p>
         </w:tc>
@@ -1710,7 +1665,7 @@
               <w:rPr>
                 <w:sz w:val="20"/>
               </w:rPr>
-              <w:t>CloudNode, EdgeNode SE INHERIT karta hai — matlab EdgeNode ki saari queue/capacity mechanics automatically mil jati hain, sirf jo NAYA chahiye wohi add karna hai.</w:t>
+              <w:t xml:space="preserve">Task kab is node par pohanchega: Local 0, padosi 1, Cloud 2 steps baad.</w:t>
             </w:r>
           </w:p>
         </w:tc>
@@ -1728,7 +1683,7 @@
                 <w:color w:val="E8ECF3"/>
                 <w:sz w:val="18"/>
               </w:rPr>
-              <w:t>def __init__(self, name, capacity, network_delay):</w:t>
+              <w:t xml:space="preserve">position = bisect.bisect_right(self.queue, task.ready_time, key=...)</w:t>
             </w:r>
           </w:p>
         </w:tc>
@@ -1741,7 +1696,7 @@
               <w:rPr>
                 <w:sz w:val="20"/>
               </w:rPr>
-              <w:t>3 cheezein chahiye — naam, capacity, aur network_delay (kitne steps 'transit' mein lagte hain).</w:t>
+              <w:t xml:space="preserve">Queue ready_time ke order mein rakhi jati hai. bisect_right ka matlab: barabar ready_time wale tasks mein naya task PEECHE lagta hai (jo pehle aaya, pehle serve — stable FCFS).</w:t>
             </w:r>
           </w:p>
         </w:tc>
@@ -1759,7 +1714,7 @@
                 <w:color w:val="E8ECF3"/>
                 <w:sz w:val="18"/>
               </w:rPr>
-              <w:t>super().__init__(name, capacity)</w:t>
+              <w:t xml:space="preserve">if current_time &lt; self.clock: raise ValueError(...)</w:t>
             </w:r>
           </w:p>
         </w:tc>
@@ -1772,7 +1727,7 @@
               <w:rPr>
                 <w:sz w:val="20"/>
               </w:rPr>
-              <w:t>Parent class (EdgeNode) ka __init__ call kiya — queue=[], completed_tasks=[], capacity set, sab automatically ho gaya. Khud dobara likhne ki zaroorat nahi (code reuse).</w:t>
+              <w:t xml:space="preserve">Waqt peeche nahi ja sakta — ek hi step do baar chalane jaisi galti pakad leta hai.</w:t>
             </w:r>
           </w:p>
         </w:tc>
@@ -1790,7 +1745,7 @@
                 <w:color w:val="E8ECF3"/>
                 <w:sz w:val="18"/>
               </w:rPr>
-              <w:t>if network_delay &lt; 0: raise ValueError(...)</w:t>
+              <w:t xml:space="preserve">if task.ready_time &gt; current_time or available &lt;= CAPACITY_EPSILON:</w:t>
             </w:r>
           </w:p>
         </w:tc>
@@ -1803,7 +1758,7 @@
               <w:rPr>
                 <w:sz w:val="20"/>
               </w:rPr>
-              <w:t>Negative delay ka koi matlab nahi (waqt peeche nahi ja sakta) — turant reject.</w:t>
+              <w:t xml:space="preserve">Do cases mein task ko touch nahi karte: (1) task abhi raste mein hai, ya (2) is step ki capacity khatam. Transit wala task CPU nahi leta aur peeche wale ready tasks ko block bhi nahi karta.</w:t>
             </w:r>
           </w:p>
         </w:tc>
@@ -1821,7 +1776,7 @@
                 <w:color w:val="E8ECF3"/>
                 <w:sz w:val="18"/>
               </w:rPr>
-              <w:t>self.network_delay = network_delay</w:t>
+              <w:t xml:space="preserve">work_done = min(available, task.remaining_demand)</w:t>
             </w:r>
           </w:p>
         </w:tc>
@@ -1834,7 +1789,7 @@
               <w:rPr>
                 <w:sz w:val="20"/>
               </w:rPr>
-              <w:t>Extra field jo sirf CloudNode ke paas hai, EdgeNode ke paas nahi.</w:t>
+              <w:t xml:space="preserve">Step 1 wala rule: jitni capacity bachi hai ya jitna kaam baqi hai, jo kam ho.</w:t>
             </w:r>
           </w:p>
         </w:tc>
@@ -1852,7 +1807,7 @@
                 <w:color w:val="E8ECF3"/>
                 <w:sz w:val="18"/>
               </w:rPr>
-              <w:t>def step(self, current_time: int) -&gt; None:</w:t>
+              <w:t xml:space="preserve">if task.start_time is None: task.start_time = current_time</w:t>
             </w:r>
           </w:p>
         </w:tc>
@@ -1865,7 +1820,7 @@
               <w:rPr>
                 <w:sz w:val="20"/>
               </w:rPr>
-              <w:t>EdgeNode.step() ko OVERRIDE (dobara likha) kiya gaya hai — poora loop wahi hai, bas EK extra check add hui hai (agli line).</w:t>
+              <w:t xml:space="preserve">Jis step par task ko pehli baar CPU mila, woh record hota hai (queue wait nikalne ke liye).</w:t>
             </w:r>
           </w:p>
         </w:tc>
@@ -1883,7 +1838,7 @@
                 <w:color w:val="E8ECF3"/>
                 <w:sz w:val="18"/>
               </w:rPr>
-              <w:t>still_in_transit = (current_time - task.arrival_time) &lt; self.network_delay</w:t>
+              <w:t xml:space="preserve">if task.is_complete: task.completion_time = current_time</w:t>
             </w:r>
           </w:p>
         </w:tc>
@@ -1896,7 +1851,7 @@
               <w:rPr>
                 <w:sz w:val="20"/>
               </w:rPr>
-              <w:t>YEH IS FILE KA SABSE ZAROORI LINE HAI: task jab se aaya hai (arrival_time), ab tak (current_time) kitna waqt guzra? Agar yeh network_delay se KAM hai, task abhi bhi 'safar' mein hai.</w:t>
+              <w:t xml:space="preserve">Kaam khatam to completion_time save, aur task completed_tasks mein chala jata hai.</w:t>
             </w:r>
           </w:p>
         </w:tc>
@@ -1914,7 +1869,7 @@
                 <w:color w:val="E8ECF3"/>
                 <w:sz w:val="18"/>
               </w:rPr>
-              <w:t>if still_in_transit or available_capacity &lt;= 0: still_in_queue.append(task); continue</w:t>
+              <w:t xml:space="preserve">self.last_step_work_done = self.capacity - available</w:t>
             </w:r>
           </w:p>
         </w:tc>
@@ -1927,7 +1882,7 @@
               <w:rPr>
                 <w:sz w:val="20"/>
               </w:rPr>
-              <w:t>Agar task abhi transit mein hai (waqt poora nahi hua) YA phir capacity khatam ho chuki hai, dono cases mein task ko touch na karo, wapis queue mein daal do.</w:t>
+              <w:t xml:space="preserve">Is step mein asal mein kitna kaam hua — utilization ke liye.</w:t>
             </w:r>
           </w:p>
         </w:tc>
@@ -1945,7 +1900,7 @@
                 <w:color w:val="E8ECF3"/>
                 <w:sz w:val="18"/>
               </w:rPr>
-              <w:t>(baqi loop)</w:t>
+              <w:t xml:space="preserve">self.clock = current_time + 1</w:t>
             </w:r>
           </w:p>
         </w:tc>
@@ -1958,7 +1913,7 @@
               <w:rPr>
                 <w:sz w:val="20"/>
               </w:rPr>
-              <w:t>Yahan se aage bilkul EdgeNode.step() jaisa hi hai — work_done nikalna, remaining_demand ghatana, complete hone par completed_tasks mein move karna.</w:t>
+              <w:t xml:space="preserve">Node ka apna clock aage badha.</w:t>
             </w:r>
           </w:p>
         </w:tc>
@@ -1970,11 +1925,6 @@
       </w:pPr>
     </w:p>
     <w:p>
-      <w:r>
-        <w:br w:type="page"/>
-      </w:r>
-    </w:p>
-    <w:p>
       <w:pPr>
         <w:pStyle w:val="Heading2"/>
       </w:pPr>
@@ -1983,7 +1933,7 @@
           <w:color w:val="7C3AED"/>
           <w:sz w:val="29"/>
         </w:rPr>
-        <w:t>2.3  env/hospital_env.py — route_task()</w:t>
+        <w:t>2.3  env/cloud_node.py — CloudNode</w:t>
       </w:r>
     </w:p>
     <w:p>
@@ -1998,7 +1948,7 @@
           <w:color w:val="8AB4FF"/>
           <w:sz w:val="19"/>
         </w:rPr>
-        <w:t xml:space="preserve">  env/hospital_env.py — route_task() (deadline field is step 4 mein aayegi)</w:t>
+        <w:t xml:space="preserve">  env/cloud_node.py — CloudNode (poori class)</w:t>
       </w:r>
     </w:p>
     <w:p>
@@ -2012,7 +1962,7 @@
           <w:color w:val="E8ECF3"/>
           <w:sz w:val="19"/>
         </w:rPr>
-        <w:t>def route_task(self, department_name: str, compute_demand: float, priority=None) -&gt; Task:</w:t>
+        <w:t xml:space="preserve">class CloudNode(EdgeNode):</w:t>
       </w:r>
     </w:p>
     <w:p>
@@ -2026,7 +1976,7 @@
           <w:color w:val="E8ECF3"/>
           <w:sz w:val="19"/>
         </w:rPr>
-        <w:t xml:space="preserve">    if self.router is None:</w:t>
+        <w:t xml:space="preserve">    def __init__(self, name: str, capacity: float, network_delay: int):</w:t>
       </w:r>
     </w:p>
     <w:p>
@@ -2040,7 +1990,7 @@
           <w:color w:val="E8ECF3"/>
           <w:sz w:val="19"/>
         </w:rPr>
-        <w:t xml:space="preserve">        raise ValueError(</w:t>
+        <w:t xml:space="preserve">        super().__init__(name, capacity)</w:t>
       </w:r>
     </w:p>
     <w:p>
@@ -2054,7 +2004,7 @@
           <w:color w:val="E8ECF3"/>
           <w:sz w:val="19"/>
         </w:rPr>
-        <w:t xml:space="preserve">            "HospitalSimulator: config has no 'offloading' section, so routing "</w:t>
+        <w:t xml:space="preserve">        if not is_int(network_delay) or network_delay &lt; 0:</w:t>
       </w:r>
     </w:p>
     <w:p>
@@ -2068,7 +2018,7 @@
           <w:color w:val="E8ECF3"/>
           <w:sz w:val="19"/>
         </w:rPr>
-        <w:t xml:space="preserve">            "is not available. ..."</w:t>
+        <w:t xml:space="preserve">            raise ValueError(</w:t>
       </w:r>
     </w:p>
     <w:p>
@@ -2082,7 +2032,7 @@
           <w:color w:val="E8ECF3"/>
           <w:sz w:val="19"/>
         </w:rPr>
-        <w:t xml:space="preserve">        )</w:t>
+        <w:t xml:space="preserve">                f"CloudNode '{name}': network_delay must be an int &gt;= 0, got {network_delay!r}"</w:t>
       </w:r>
     </w:p>
     <w:p>
@@ -2096,7 +2046,7 @@
           <w:color w:val="E8ECF3"/>
           <w:sz w:val="19"/>
         </w:rPr>
-        <w:t xml:space="preserve">    if department_name not in self.nodes:</w:t>
+        <w:t xml:space="preserve">            )</w:t>
       </w:r>
     </w:p>
     <w:p>
@@ -2110,7 +2060,7 @@
           <w:color w:val="E8ECF3"/>
           <w:sz w:val="19"/>
         </w:rPr>
-        <w:t xml:space="preserve">        raise ValueError(f"Unknown department '{department_name}'. ...")</w:t>
+        <w:t xml:space="preserve">        self.network_delay = network_delay</w:t>
       </w:r>
     </w:p>
     <w:p>
@@ -2124,7 +2074,7 @@
           <w:color w:val="E8ECF3"/>
           <w:sz w:val="19"/>
         </w:rPr>
-        <w:t xml:space="preserve"> </w:t>
+        <w:t xml:space="preserve">    def add_task(self, task: Task, transfer_delay: int = None) -&gt; None:</w:t>
       </w:r>
     </w:p>
     <w:p>
@@ -2138,245 +2088,7 @@
           <w:color w:val="E8ECF3"/>
           <w:sz w:val="19"/>
         </w:rPr>
-        <w:t xml:space="preserve">    tier = self.router.choose_tier(compute_demand)</w:t>
-      </w:r>
-    </w:p>
-    <w:p>
-      <w:pPr>
-        <w:spacing w:before="0" w:after="0" w:line="240" w:lineRule="auto"/>
-        <w:shd w:val="clear" w:color="auto" w:fill="1e2430"/>
-      </w:pPr>
-      <w:r>
-        <w:rPr>
-          <w:rFonts w:ascii="Consolas" w:hAnsi="Consolas"/>
-          <w:color w:val="E8ECF3"/>
-          <w:sz w:val="19"/>
-        </w:rPr>
-        <w:t xml:space="preserve">    task = Task(</w:t>
-      </w:r>
-    </w:p>
-    <w:p>
-      <w:pPr>
-        <w:spacing w:before="0" w:after="0" w:line="240" w:lineRule="auto"/>
-        <w:shd w:val="clear" w:color="auto" w:fill="1e2430"/>
-      </w:pPr>
-      <w:r>
-        <w:rPr>
-          <w:rFonts w:ascii="Consolas" w:hAnsi="Consolas"/>
-          <w:color w:val="E8ECF3"/>
-          <w:sz w:val="19"/>
-        </w:rPr>
-        <w:t xml:space="preserve">        task_id=self._next_task_id,</w:t>
-      </w:r>
-    </w:p>
-    <w:p>
-      <w:pPr>
-        <w:spacing w:before="0" w:after="0" w:line="240" w:lineRule="auto"/>
-        <w:shd w:val="clear" w:color="auto" w:fill="1e2430"/>
-      </w:pPr>
-      <w:r>
-        <w:rPr>
-          <w:rFonts w:ascii="Consolas" w:hAnsi="Consolas"/>
-          <w:color w:val="E8ECF3"/>
-          <w:sz w:val="19"/>
-        </w:rPr>
-        <w:t xml:space="preserve">        arrival_time=self.current_time,</w:t>
-      </w:r>
-    </w:p>
-    <w:p>
-      <w:pPr>
-        <w:spacing w:before="0" w:after="0" w:line="240" w:lineRule="auto"/>
-        <w:shd w:val="clear" w:color="auto" w:fill="1e2430"/>
-      </w:pPr>
-      <w:r>
-        <w:rPr>
-          <w:rFonts w:ascii="Consolas" w:hAnsi="Consolas"/>
-          <w:color w:val="E8ECF3"/>
-          <w:sz w:val="19"/>
-        </w:rPr>
-        <w:t xml:space="preserve">        compute_demand=compute_demand,</w:t>
-      </w:r>
-    </w:p>
-    <w:p>
-      <w:pPr>
-        <w:spacing w:before="0" w:after="0" w:line="240" w:lineRule="auto"/>
-        <w:shd w:val="clear" w:color="auto" w:fill="1e2430"/>
-      </w:pPr>
-      <w:r>
-        <w:rPr>
-          <w:rFonts w:ascii="Consolas" w:hAnsi="Consolas"/>
-          <w:color w:val="E8ECF3"/>
-          <w:sz w:val="19"/>
-        </w:rPr>
-        <w:t xml:space="preserve">        priority=priority,</w:t>
-      </w:r>
-    </w:p>
-    <w:p>
-      <w:pPr>
-        <w:spacing w:before="0" w:after="0" w:line="240" w:lineRule="auto"/>
-        <w:shd w:val="clear" w:color="auto" w:fill="1e2430"/>
-      </w:pPr>
-      <w:r>
-        <w:rPr>
-          <w:rFonts w:ascii="Consolas" w:hAnsi="Consolas"/>
-          <w:color w:val="E8ECF3"/>
-          <w:sz w:val="19"/>
-        </w:rPr>
-        <w:t xml:space="preserve">        tier=tier,</w:t>
-      </w:r>
-    </w:p>
-    <w:p>
-      <w:pPr>
-        <w:spacing w:before="0" w:after="0" w:line="240" w:lineRule="auto"/>
-        <w:shd w:val="clear" w:color="auto" w:fill="1e2430"/>
-      </w:pPr>
-      <w:r>
-        <w:rPr>
-          <w:rFonts w:ascii="Consolas" w:hAnsi="Consolas"/>
-          <w:color w:val="E8ECF3"/>
-          <w:sz w:val="19"/>
-        </w:rPr>
-        <w:t xml:space="preserve">    )</w:t>
-      </w:r>
-    </w:p>
-    <w:p>
-      <w:pPr>
-        <w:spacing w:before="0" w:after="0" w:line="240" w:lineRule="auto"/>
-        <w:shd w:val="clear" w:color="auto" w:fill="1e2430"/>
-      </w:pPr>
-      <w:r>
-        <w:rPr>
-          <w:rFonts w:ascii="Consolas" w:hAnsi="Consolas"/>
-          <w:color w:val="E8ECF3"/>
-          <w:sz w:val="19"/>
-        </w:rPr>
-        <w:t xml:space="preserve">    self._next_task_id += 1</w:t>
-      </w:r>
-    </w:p>
-    <w:p>
-      <w:pPr>
-        <w:spacing w:before="0" w:after="0" w:line="240" w:lineRule="auto"/>
-        <w:shd w:val="clear" w:color="auto" w:fill="1e2430"/>
-      </w:pPr>
-      <w:r>
-        <w:rPr>
-          <w:rFonts w:ascii="Consolas" w:hAnsi="Consolas"/>
-          <w:color w:val="E8ECF3"/>
-          <w:sz w:val="19"/>
-        </w:rPr>
-        <w:t xml:space="preserve"> </w:t>
-      </w:r>
-    </w:p>
-    <w:p>
-      <w:pPr>
-        <w:spacing w:before="0" w:after="0" w:line="240" w:lineRule="auto"/>
-        <w:shd w:val="clear" w:color="auto" w:fill="1e2430"/>
-      </w:pPr>
-      <w:r>
-        <w:rPr>
-          <w:rFonts w:ascii="Consolas" w:hAnsi="Consolas"/>
-          <w:color w:val="E8ECF3"/>
-          <w:sz w:val="19"/>
-        </w:rPr>
-        <w:t xml:space="preserve">    if tier == "Local":</w:t>
-      </w:r>
-    </w:p>
-    <w:p>
-      <w:pPr>
-        <w:spacing w:before="0" w:after="0" w:line="240" w:lineRule="auto"/>
-        <w:shd w:val="clear" w:color="auto" w:fill="1e2430"/>
-      </w:pPr>
-      <w:r>
-        <w:rPr>
-          <w:rFonts w:ascii="Consolas" w:hAnsi="Consolas"/>
-          <w:color w:val="E8ECF3"/>
-          <w:sz w:val="19"/>
-        </w:rPr>
-        <w:t xml:space="preserve">        self.local_nodes[department_name].add_task(task)</w:t>
-      </w:r>
-    </w:p>
-    <w:p>
-      <w:pPr>
-        <w:spacing w:before="0" w:after="0" w:line="240" w:lineRule="auto"/>
-        <w:shd w:val="clear" w:color="auto" w:fill="1e2430"/>
-      </w:pPr>
-      <w:r>
-        <w:rPr>
-          <w:rFonts w:ascii="Consolas" w:hAnsi="Consolas"/>
-          <w:color w:val="E8ECF3"/>
-          <w:sz w:val="19"/>
-        </w:rPr>
-        <w:t xml:space="preserve">    elif tier == "Edge":</w:t>
-      </w:r>
-    </w:p>
-    <w:p>
-      <w:pPr>
-        <w:spacing w:before="0" w:after="0" w:line="240" w:lineRule="auto"/>
-        <w:shd w:val="clear" w:color="auto" w:fill="1e2430"/>
-      </w:pPr>
-      <w:r>
-        <w:rPr>
-          <w:rFonts w:ascii="Consolas" w:hAnsi="Consolas"/>
-          <w:color w:val="E8ECF3"/>
-          <w:sz w:val="19"/>
-        </w:rPr>
-        <w:t xml:space="preserve">        self.nodes[department_name].add_task(task)</w:t>
-      </w:r>
-    </w:p>
-    <w:p>
-      <w:pPr>
-        <w:spacing w:before="0" w:after="0" w:line="240" w:lineRule="auto"/>
-        <w:shd w:val="clear" w:color="auto" w:fill="1e2430"/>
-      </w:pPr>
-      <w:r>
-        <w:rPr>
-          <w:rFonts w:ascii="Consolas" w:hAnsi="Consolas"/>
-          <w:color w:val="E8ECF3"/>
-          <w:sz w:val="19"/>
-        </w:rPr>
-        <w:t xml:space="preserve">    else:  # "Cloud"</w:t>
-      </w:r>
-    </w:p>
-    <w:p>
-      <w:pPr>
-        <w:spacing w:before="0" w:after="0" w:line="240" w:lineRule="auto"/>
-        <w:shd w:val="clear" w:color="auto" w:fill="1e2430"/>
-      </w:pPr>
-      <w:r>
-        <w:rPr>
-          <w:rFonts w:ascii="Consolas" w:hAnsi="Consolas"/>
-          <w:color w:val="E8ECF3"/>
-          <w:sz w:val="19"/>
-        </w:rPr>
-        <w:t xml:space="preserve">        self.cloud_node.add_task(task)</w:t>
-      </w:r>
-    </w:p>
-    <w:p>
-      <w:pPr>
-        <w:spacing w:before="0" w:after="0" w:line="240" w:lineRule="auto"/>
-        <w:shd w:val="clear" w:color="auto" w:fill="1e2430"/>
-      </w:pPr>
-      <w:r>
-        <w:rPr>
-          <w:rFonts w:ascii="Consolas" w:hAnsi="Consolas"/>
-          <w:color w:val="E8ECF3"/>
-          <w:sz w:val="19"/>
-        </w:rPr>
-        <w:t xml:space="preserve"> </w:t>
-      </w:r>
-    </w:p>
-    <w:p>
-      <w:pPr>
-        <w:spacing w:before="0" w:after="0" w:line="240" w:lineRule="auto"/>
-        <w:shd w:val="clear" w:color="auto" w:fill="1e2430"/>
-      </w:pPr>
-      <w:r>
-        <w:rPr>
-          <w:rFonts w:ascii="Consolas" w:hAnsi="Consolas"/>
-          <w:color w:val="E8ECF3"/>
-          <w:sz w:val="19"/>
-        </w:rPr>
-        <w:t xml:space="preserve">    return task</w:t>
+        <w:t xml:space="preserve">        super().add_task(task, self.network_delay if transfer_delay is None else transfer_delay)</w:t>
       </w:r>
     </w:p>
     <w:p>
@@ -2420,7 +2132,7 @@
                 <w:color w:val="E8ECF3"/>
                 <w:sz w:val="18"/>
               </w:rPr>
-              <w:t>if self.router is None: raise ValueError(...)</w:t>
+              <w:t xml:space="preserve">class CloudNode(EdgeNode):</w:t>
             </w:r>
           </w:p>
         </w:tc>
@@ -2433,7 +2145,7 @@
               <w:rPr>
                 <w:sz w:val="20"/>
               </w:rPr>
-              <w:t>Agar config mein 'offloading' section hi nahi hai, to router bana hi nahi — saaf error batata hai konsi settings config mein add karni hain.</w:t>
+              <w:t xml:space="preserve">CloudNode, EdgeNode se inherit karta hai — queue, capacity aur ready_time wala step() sab wahi hai.</w:t>
             </w:r>
           </w:p>
         </w:tc>
@@ -2451,7 +2163,7 @@
                 <w:color w:val="E8ECF3"/>
                 <w:sz w:val="18"/>
               </w:rPr>
-              <w:t>if department_name not in self.nodes: raise ValueError(...)</w:t>
+              <w:t xml:space="preserve">if not is_int(network_delay) or network_delay &lt; 0: raise ...</w:t>
             </w:r>
           </w:p>
         </w:tc>
@@ -2464,7 +2176,7 @@
               <w:rPr>
                 <w:sz w:val="20"/>
               </w:rPr>
-              <w:t>Ghalat department naam ka wahi purana check, jaisa add_task() mein bhi hai.</w:t>
+              <w:t xml:space="preserve">Delay poore steps mein hai (integer), negative nahi ho sakta.</w:t>
             </w:r>
           </w:p>
         </w:tc>
@@ -2482,7 +2194,7 @@
                 <w:color w:val="E8ECF3"/>
                 <w:sz w:val="18"/>
               </w:rPr>
-              <w:t>tier = self.router.choose_tier(compute_demand)</w:t>
+              <w:t xml:space="preserve">def add_task(self, task, transfer_delay=None):</w:t>
             </w:r>
           </w:p>
         </w:tc>
@@ -2495,7 +2207,463 @@
               <w:rPr>
                 <w:sz w:val="20"/>
               </w:rPr>
-              <w:t>TaskRouter se poochta hai: is demand ke liye Local/Edge/Cloud mein se kya?</w:t>
+              <w:t xml:space="preserve">Agar delay alag se na diya jaye, to Cloud ka network_delay (2) lagta hai. V2 mein CloudNode ka apna alag step() nahi hai — purana alag rule hata kar ek hi rule rakha gaya.</w:t>
+            </w:r>
+          </w:p>
+        </w:tc>
+      </w:tr>
+    </w:tbl>
+    <w:p>
+      <w:pPr>
+        <w:spacing w:after="80"/>
+      </w:pPr>
+    </w:p>
+    <w:p>
+      <w:pPr>
+        <w:pStyle w:val="Heading2"/>
+      </w:pPr>
+      <w:r>
+        <w:rPr>
+          <w:color w:val="7C3AED"/>
+          <w:sz w:val="29"/>
+        </w:rPr>
+        <w:t>2.4  env/hospital_env.py — route_task() aur _place()</w:t>
+      </w:r>
+    </w:p>
+    <w:p>
+      <w:pPr>
+        <w:spacing w:before="200" w:after="0"/>
+        <w:shd w:val="clear" w:color="auto" w:fill="151a24"/>
+      </w:pPr>
+      <w:r>
+        <w:rPr>
+          <w:rFonts w:ascii="Consolas" w:hAnsi="Consolas"/>
+          <w:b/>
+          <w:color w:val="8AB4FF"/>
+          <w:sz w:val="19"/>
+        </w:rPr>
+        <w:t xml:space="preserve">  env/hospital_env.py — route_task() aur _place()</w:t>
+      </w:r>
+    </w:p>
+    <w:p>
+      <w:pPr>
+        <w:spacing w:before="0" w:after="0" w:line="240" w:lineRule="auto"/>
+        <w:shd w:val="clear" w:color="auto" w:fill="1e2430"/>
+      </w:pPr>
+      <w:r>
+        <w:rPr>
+          <w:rFonts w:ascii="Consolas" w:hAnsi="Consolas"/>
+          <w:color w:val="E8ECF3"/>
+          <w:sz w:val="19"/>
+        </w:rPr>
+        <w:t xml:space="preserve">def route_task(self, department_name: str, compute_demand: float, priority: Optional[str] = None) -&gt; Task:</w:t>
+      </w:r>
+    </w:p>
+    <w:p>
+      <w:pPr>
+        <w:spacing w:before="0" w:after="0" w:line="240" w:lineRule="auto"/>
+        <w:shd w:val="clear" w:color="auto" w:fill="1e2430"/>
+      </w:pPr>
+      <w:r>
+        <w:rPr>
+          <w:rFonts w:ascii="Consolas" w:hAnsi="Consolas"/>
+          <w:color w:val="E8ECF3"/>
+          <w:sz w:val="19"/>
+        </w:rPr>
+        <w:t xml:space="preserve">    self._require_router()</w:t>
+      </w:r>
+    </w:p>
+    <w:p>
+      <w:pPr>
+        <w:spacing w:before="0" w:after="0" w:line="240" w:lineRule="auto"/>
+        <w:shd w:val="clear" w:color="auto" w:fill="1e2430"/>
+      </w:pPr>
+      <w:r>
+        <w:rPr>
+          <w:rFonts w:ascii="Consolas" w:hAnsi="Consolas"/>
+          <w:color w:val="E8ECF3"/>
+          <w:sz w:val="19"/>
+        </w:rPr>
+        <w:t xml:space="preserve">    self._check_new_task(department_name, compute_demand, priority)</w:t>
+      </w:r>
+    </w:p>
+    <w:p>
+      <w:pPr>
+        <w:spacing w:before="0" w:after="0" w:line="240" w:lineRule="auto"/>
+        <w:shd w:val="clear" w:color="auto" w:fill="1e2430"/>
+      </w:pPr>
+      <w:r>
+        <w:rPr>
+          <w:rFonts w:ascii="Consolas" w:hAnsi="Consolas"/>
+          <w:color w:val="E8ECF3"/>
+          <w:sz w:val="19"/>
+        </w:rPr>
+        <w:t xml:space="preserve">    backlogs = {name: node.backlog_demand for name, node in self.nodes.items()}</w:t>
+      </w:r>
+    </w:p>
+    <w:p>
+      <w:pPr>
+        <w:spacing w:before="0" w:after="0" w:line="240" w:lineRule="auto"/>
+        <w:shd w:val="clear" w:color="auto" w:fill="1e2430"/>
+      </w:pPr>
+      <w:r>
+        <w:rPr>
+          <w:rFonts w:ascii="Consolas" w:hAnsi="Consolas"/>
+          <w:color w:val="E8ECF3"/>
+          <w:sz w:val="19"/>
+        </w:rPr>
+        <w:t xml:space="preserve">    tier, destination = self.router.choose_destination(department_name, compute_demand, backlogs)</w:t>
+      </w:r>
+    </w:p>
+    <w:p>
+      <w:pPr>
+        <w:spacing w:before="0" w:after="0" w:line="240" w:lineRule="auto"/>
+        <w:shd w:val="clear" w:color="auto" w:fill="1e2430"/>
+      </w:pPr>
+      <w:r>
+        <w:rPr>
+          <w:rFonts w:ascii="Consolas" w:hAnsi="Consolas"/>
+          <w:color w:val="E8ECF3"/>
+          <w:sz w:val="19"/>
+        </w:rPr>
+        <w:t xml:space="preserve">    return self._place(department_name, compute_demand, priority, tier, destination)</w:t>
+      </w:r>
+    </w:p>
+    <w:p>
+      <w:pPr>
+        <w:spacing w:before="0" w:after="0" w:line="240" w:lineRule="auto"/>
+        <w:shd w:val="clear" w:color="auto" w:fill="1e2430"/>
+      </w:pPr>
+      <w:r>
+        <w:rPr>
+          <w:rFonts w:ascii="Consolas" w:hAnsi="Consolas"/>
+          <w:color w:val="E8ECF3"/>
+          <w:sz w:val="19"/>
+        </w:rPr>
+        <w:t xml:space="preserve">def _place(self, department_name, compute_demand, priority, tier, destination) -&gt; Task:</w:t>
+      </w:r>
+    </w:p>
+    <w:p>
+      <w:pPr>
+        <w:spacing w:before="0" w:after="0" w:line="240" w:lineRule="auto"/>
+        <w:shd w:val="clear" w:color="auto" w:fill="1e2430"/>
+      </w:pPr>
+      <w:r>
+        <w:rPr>
+          <w:rFonts w:ascii="Consolas" w:hAnsi="Consolas"/>
+          <w:color w:val="E8ECF3"/>
+          <w:sz w:val="19"/>
+        </w:rPr>
+        <w:t xml:space="preserve">    task = Task(</w:t>
+      </w:r>
+    </w:p>
+    <w:p>
+      <w:pPr>
+        <w:spacing w:before="0" w:after="0" w:line="240" w:lineRule="auto"/>
+        <w:shd w:val="clear" w:color="auto" w:fill="1e2430"/>
+      </w:pPr>
+      <w:r>
+        <w:rPr>
+          <w:rFonts w:ascii="Consolas" w:hAnsi="Consolas"/>
+          <w:color w:val="E8ECF3"/>
+          <w:sz w:val="19"/>
+        </w:rPr>
+        <w:t xml:space="preserve">        task_id=self._next_task_id,</w:t>
+      </w:r>
+    </w:p>
+    <w:p>
+      <w:pPr>
+        <w:spacing w:before="0" w:after="0" w:line="240" w:lineRule="auto"/>
+        <w:shd w:val="clear" w:color="auto" w:fill="1e2430"/>
+      </w:pPr>
+      <w:r>
+        <w:rPr>
+          <w:rFonts w:ascii="Consolas" w:hAnsi="Consolas"/>
+          <w:color w:val="E8ECF3"/>
+          <w:sz w:val="19"/>
+        </w:rPr>
+        <w:t xml:space="preserve">        arrival_time=self.current_time,</w:t>
+      </w:r>
+    </w:p>
+    <w:p>
+      <w:pPr>
+        <w:spacing w:before="0" w:after="0" w:line="240" w:lineRule="auto"/>
+        <w:shd w:val="clear" w:color="auto" w:fill="1e2430"/>
+      </w:pPr>
+      <w:r>
+        <w:rPr>
+          <w:rFonts w:ascii="Consolas" w:hAnsi="Consolas"/>
+          <w:color w:val="E8ECF3"/>
+          <w:sz w:val="19"/>
+        </w:rPr>
+        <w:t xml:space="preserve">        compute_demand=compute_demand,</w:t>
+      </w:r>
+    </w:p>
+    <w:p>
+      <w:pPr>
+        <w:spacing w:before="0" w:after="0" w:line="240" w:lineRule="auto"/>
+        <w:shd w:val="clear" w:color="auto" w:fill="1e2430"/>
+      </w:pPr>
+      <w:r>
+        <w:rPr>
+          <w:rFonts w:ascii="Consolas" w:hAnsi="Consolas"/>
+          <w:color w:val="E8ECF3"/>
+          <w:sz w:val="19"/>
+        </w:rPr>
+        <w:t xml:space="preserve">        priority=priority,</w:t>
+      </w:r>
+    </w:p>
+    <w:p>
+      <w:pPr>
+        <w:spacing w:before="0" w:after="0" w:line="240" w:lineRule="auto"/>
+        <w:shd w:val="clear" w:color="auto" w:fill="1e2430"/>
+      </w:pPr>
+      <w:r>
+        <w:rPr>
+          <w:rFonts w:ascii="Consolas" w:hAnsi="Consolas"/>
+          <w:color w:val="E8ECF3"/>
+          <w:sz w:val="19"/>
+        </w:rPr>
+        <w:t xml:space="preserve">        tier=tier,</w:t>
+      </w:r>
+    </w:p>
+    <w:p>
+      <w:pPr>
+        <w:spacing w:before="0" w:after="0" w:line="240" w:lineRule="auto"/>
+        <w:shd w:val="clear" w:color="auto" w:fill="1e2430"/>
+      </w:pPr>
+      <w:r>
+        <w:rPr>
+          <w:rFonts w:ascii="Consolas" w:hAnsi="Consolas"/>
+          <w:color w:val="E8ECF3"/>
+          <w:sz w:val="19"/>
+        </w:rPr>
+        <w:t xml:space="preserve">        deadline=self._compute_deadline(priority),</w:t>
+      </w:r>
+    </w:p>
+    <w:p>
+      <w:pPr>
+        <w:spacing w:before="0" w:after="0" w:line="240" w:lineRule="auto"/>
+        <w:shd w:val="clear" w:color="auto" w:fill="1e2430"/>
+      </w:pPr>
+      <w:r>
+        <w:rPr>
+          <w:rFonts w:ascii="Consolas" w:hAnsi="Consolas"/>
+          <w:color w:val="E8ECF3"/>
+          <w:sz w:val="19"/>
+        </w:rPr>
+        <w:t xml:space="preserve">        source_department=department_name,</w:t>
+      </w:r>
+    </w:p>
+    <w:p>
+      <w:pPr>
+        <w:spacing w:before="0" w:after="0" w:line="240" w:lineRule="auto"/>
+        <w:shd w:val="clear" w:color="auto" w:fill="1e2430"/>
+      </w:pPr>
+      <w:r>
+        <w:rPr>
+          <w:rFonts w:ascii="Consolas" w:hAnsi="Consolas"/>
+          <w:color w:val="E8ECF3"/>
+          <w:sz w:val="19"/>
+        </w:rPr>
+        <w:t xml:space="preserve">        destination=destination,</w:t>
+      </w:r>
+    </w:p>
+    <w:p>
+      <w:pPr>
+        <w:spacing w:before="0" w:after="0" w:line="240" w:lineRule="auto"/>
+        <w:shd w:val="clear" w:color="auto" w:fill="1e2430"/>
+      </w:pPr>
+      <w:r>
+        <w:rPr>
+          <w:rFonts w:ascii="Consolas" w:hAnsi="Consolas"/>
+          <w:color w:val="E8ECF3"/>
+          <w:sz w:val="19"/>
+        </w:rPr>
+        <w:t xml:space="preserve">    )</w:t>
+      </w:r>
+    </w:p>
+    <w:p>
+      <w:pPr>
+        <w:spacing w:before="0" w:after="0" w:line="240" w:lineRule="auto"/>
+        <w:shd w:val="clear" w:color="auto" w:fill="1e2430"/>
+      </w:pPr>
+      <w:r>
+        <w:rPr>
+          <w:rFonts w:ascii="Consolas" w:hAnsi="Consolas"/>
+          <w:color w:val="E8ECF3"/>
+          <w:sz w:val="19"/>
+        </w:rPr>
+        <w:t xml:space="preserve">    if tier == "Cloud":</w:t>
+      </w:r>
+    </w:p>
+    <w:p>
+      <w:pPr>
+        <w:spacing w:before="0" w:after="0" w:line="240" w:lineRule="auto"/>
+        <w:shd w:val="clear" w:color="auto" w:fill="1e2430"/>
+      </w:pPr>
+      <w:r>
+        <w:rPr>
+          <w:rFonts w:ascii="Consolas" w:hAnsi="Consolas"/>
+          <w:color w:val="E8ECF3"/>
+          <w:sz w:val="19"/>
+        </w:rPr>
+        <w:t xml:space="preserve">        self.cloud_node.add_task(task)  # cloud_network_delay</w:t>
+      </w:r>
+    </w:p>
+    <w:p>
+      <w:pPr>
+        <w:spacing w:before="0" w:after="0" w:line="240" w:lineRule="auto"/>
+        <w:shd w:val="clear" w:color="auto" w:fill="1e2430"/>
+      </w:pPr>
+      <w:r>
+        <w:rPr>
+          <w:rFonts w:ascii="Consolas" w:hAnsi="Consolas"/>
+          <w:color w:val="E8ECF3"/>
+          <w:sz w:val="19"/>
+        </w:rPr>
+        <w:t xml:space="preserve">    elif tier == "Edge":</w:t>
+      </w:r>
+    </w:p>
+    <w:p>
+      <w:pPr>
+        <w:spacing w:before="0" w:after="0" w:line="240" w:lineRule="auto"/>
+        <w:shd w:val="clear" w:color="auto" w:fill="1e2430"/>
+      </w:pPr>
+      <w:r>
+        <w:rPr>
+          <w:rFonts w:ascii="Consolas" w:hAnsi="Consolas"/>
+          <w:color w:val="E8ECF3"/>
+          <w:sz w:val="19"/>
+        </w:rPr>
+        <w:t xml:space="preserve">        self.nodes[destination].add_task(task, transfer_delay=self.neighbour_delay)</w:t>
+      </w:r>
+    </w:p>
+    <w:p>
+      <w:pPr>
+        <w:spacing w:before="0" w:after="0" w:line="240" w:lineRule="auto"/>
+        <w:shd w:val="clear" w:color="auto" w:fill="1e2430"/>
+      </w:pPr>
+      <w:r>
+        <w:rPr>
+          <w:rFonts w:ascii="Consolas" w:hAnsi="Consolas"/>
+          <w:color w:val="E8ECF3"/>
+          <w:sz w:val="19"/>
+        </w:rPr>
+        <w:t xml:space="preserve">    else:  # "Local"</w:t>
+      </w:r>
+    </w:p>
+    <w:p>
+      <w:pPr>
+        <w:spacing w:before="0" w:after="0" w:line="240" w:lineRule="auto"/>
+        <w:shd w:val="clear" w:color="auto" w:fill="1e2430"/>
+      </w:pPr>
+      <w:r>
+        <w:rPr>
+          <w:rFonts w:ascii="Consolas" w:hAnsi="Consolas"/>
+          <w:color w:val="E8ECF3"/>
+          <w:sz w:val="19"/>
+        </w:rPr>
+        <w:t xml:space="preserve">        self.nodes[destination].add_task(task, transfer_delay=0)</w:t>
+      </w:r>
+    </w:p>
+    <w:p>
+      <w:pPr>
+        <w:spacing w:before="0" w:after="0" w:line="240" w:lineRule="auto"/>
+        <w:shd w:val="clear" w:color="auto" w:fill="1e2430"/>
+      </w:pPr>
+      <w:r>
+        <w:rPr>
+          <w:rFonts w:ascii="Consolas" w:hAnsi="Consolas"/>
+          <w:color w:val="E8ECF3"/>
+          <w:sz w:val="19"/>
+        </w:rPr>
+        <w:t xml:space="preserve">    self._next_task_id += 1</w:t>
+      </w:r>
+    </w:p>
+    <w:p>
+      <w:pPr>
+        <w:spacing w:before="0" w:after="0" w:line="240" w:lineRule="auto"/>
+        <w:shd w:val="clear" w:color="auto" w:fill="1e2430"/>
+      </w:pPr>
+      <w:r>
+        <w:rPr>
+          <w:rFonts w:ascii="Consolas" w:hAnsi="Consolas"/>
+          <w:color w:val="E8ECF3"/>
+          <w:sz w:val="19"/>
+        </w:rPr>
+        <w:t xml:space="preserve">    self.tasks.append(task)</w:t>
+      </w:r>
+    </w:p>
+    <w:p>
+      <w:pPr>
+        <w:spacing w:before="0" w:after="0" w:line="240" w:lineRule="auto"/>
+        <w:shd w:val="clear" w:color="auto" w:fill="1e2430"/>
+      </w:pPr>
+      <w:r>
+        <w:rPr>
+          <w:rFonts w:ascii="Consolas" w:hAnsi="Consolas"/>
+          <w:color w:val="E8ECF3"/>
+          <w:sz w:val="19"/>
+        </w:rPr>
+        <w:t xml:space="preserve">    return task</w:t>
+      </w:r>
+    </w:p>
+    <w:p>
+      <w:pPr>
+        <w:spacing w:after="200"/>
+      </w:pPr>
+    </w:p>
+    <w:p>
+      <w:pPr>
+        <w:pStyle w:val="Heading3"/>
+      </w:pPr>
+      <w:r>
+        <w:rPr>
+          <w:color w:val="1C2230"/>
+          <w:sz w:val="25"/>
+        </w:rPr>
+        <w:t>Line-by-Line Explanation</w:t>
+      </w:r>
+    </w:p>
+    <w:tbl>
+      <w:tblPr>
+        <w:tblStyle w:val="TableGrid"/>
+        <w:tblW w:type="auto" w:w="0"/>
+        <w:tblLayout w:type="fixed"/>
+        <w:tblLook w:firstColumn="1" w:firstRow="1" w:lastColumn="0" w:lastRow="0" w:noHBand="0" w:noVBand="1" w:val="04A0"/>
+      </w:tblPr>
+      <w:tblGrid>
+        <w:gridCol w:w="3742"/>
+        <w:gridCol w:w="5329"/>
+      </w:tblGrid>
+      <w:tr>
+        <w:tc>
+          <w:tcPr>
+            <w:tcW w:type="dxa" w:w="3742"/>
+            <w:shd w:val="clear" w:color="auto" w:fill="151a24"/>
+          </w:tcPr>
+          <w:p>
+            <w:r>
+              <w:rPr>
+                <w:rFonts w:ascii="Consolas" w:hAnsi="Consolas"/>
+                <w:color w:val="E8ECF3"/>
+                <w:sz w:val="18"/>
+              </w:rPr>
+              <w:t xml:space="preserve">self._require_router()</w:t>
+            </w:r>
+          </w:p>
+        </w:tc>
+        <w:tc>
+          <w:tcPr>
+            <w:tcW w:type="dxa" w:w="5329"/>
+          </w:tcPr>
+          <w:p>
+            <w:r>
+              <w:rPr>
+                <w:sz w:val="20"/>
+              </w:rPr>
+              <w:t xml:space="preserve">Config mein 'offloading' section na ho to router hai hi nahi — saaf error batata hai kya add karna hai.</w:t>
             </w:r>
           </w:p>
         </w:tc>
@@ -2513,7 +2681,7 @@
                 <w:color w:val="E8ECF3"/>
                 <w:sz w:val="18"/>
               </w:rPr>
-              <w:t>task = Task(..., tier=tier)</w:t>
+              <w:t xml:space="preserve">self._check_new_task(department_name, compute_demand, priority)</w:t>
             </w:r>
           </w:p>
         </w:tc>
@@ -2526,7 +2694,7 @@
               <w:rPr>
                 <w:sz w:val="20"/>
               </w:rPr>
-              <w:t>Naya Task banaya, is baar tier bhi record kiya ja raha hai (Step 1/2 ke add_task() mein tier hamesha None rehta hai).</w:t>
+              <w:t xml:space="preserve">Department, demand aur priority pehle check hote hain. Ghalat input par task id, queues aur task list bilkul nahi badalte.</w:t>
             </w:r>
           </w:p>
         </w:tc>
@@ -2544,7 +2712,7 @@
                 <w:color w:val="E8ECF3"/>
                 <w:sz w:val="18"/>
               </w:rPr>
-              <w:t>if tier == 'Local': self.local_nodes[department_name].add_task(task)</w:t>
+              <w:t xml:space="preserve">backlogs = {name: node.backlog_demand for ...}</w:t>
             </w:r>
           </w:p>
         </w:tc>
@@ -2557,7 +2725,7 @@
               <w:rPr>
                 <w:sz w:val="20"/>
               </w:rPr>
-              <w:t>Agar Local chuna gaya, us department ke chhote local node ki queue mein daal do (Edge node mein NAHI).</w:t>
+              <w:t xml:space="preserve">ABHI ka backlog har department ka (raste wale tasks samet). Ek hi step ke kai tasks ek ek kar ke route hote hain, is liye har faisla pichle faislon ka asar dekhta hai.</w:t>
             </w:r>
           </w:p>
         </w:tc>
@@ -2575,7 +2743,7 @@
                 <w:color w:val="E8ECF3"/>
                 <w:sz w:val="18"/>
               </w:rPr>
-              <w:t>elif tier == 'Edge': self.nodes[department_name].add_task(task)</w:t>
+              <w:t xml:space="preserve">tier, destination = self.router.choose_destination(...)</w:t>
             </w:r>
           </w:p>
         </w:tc>
@@ -2588,7 +2756,7 @@
               <w:rPr>
                 <w:sz w:val="20"/>
               </w:rPr>
-              <w:t>Edge chuna gaya to bilkul wahi purana Edge node (Step 1/2 wala) istemal hota hai.</w:t>
+              <w:t xml:space="preserve">Router se faisla liya.</w:t>
             </w:r>
           </w:p>
         </w:tc>
@@ -2606,7 +2774,7 @@
                 <w:color w:val="E8ECF3"/>
                 <w:sz w:val="18"/>
               </w:rPr>
-              <w:t>else: self.cloud_node.add_task(task)</w:t>
+              <w:t xml:space="preserve">task = Task(..., source_department=..., destination=...)</w:t>
             </w:r>
           </w:p>
         </w:tc>
@@ -2619,7 +2787,7 @@
               <w:rPr>
                 <w:sz w:val="20"/>
               </w:rPr>
-              <w:t>Cloud chuna gaya to SHARED cloud_node (poore hospital ke liye sirf ek) mein daal do — department se koi farq nahi parta, Cloud sab ke liye common hai.</w:t>
+              <w:t xml:space="preserve">Task mein record hota hai ke kis department ka hai aur kahan chala.</w:t>
             </w:r>
           </w:p>
         </w:tc>
@@ -2637,7 +2805,7 @@
                 <w:color w:val="E8ECF3"/>
                 <w:sz w:val="18"/>
               </w:rPr>
-              <w:t>return task</w:t>
+              <w:t xml:space="preserve">if tier == 'Cloud': self.cloud_node.add_task(task)</w:t>
             </w:r>
           </w:p>
         </w:tc>
@@ -2650,7 +2818,100 @@
               <w:rPr>
                 <w:sz w:val="20"/>
               </w:rPr>
-              <w:t>Task wapis kiya, jiska .tier field ab batata hai ke yeh faisla kya hua.</w:t>
+              <w:t xml:space="preserve">Cloud: delay 2 (cloud_network_delay).</w:t>
+            </w:r>
+          </w:p>
+        </w:tc>
+      </w:tr>
+      <w:tr>
+        <w:tc>
+          <w:tcPr>
+            <w:tcW w:type="dxa" w:w="3742"/>
+            <w:shd w:val="clear" w:color="auto" w:fill="151a24"/>
+          </w:tcPr>
+          <w:p>
+            <w:r>
+              <w:rPr>
+                <w:rFonts w:ascii="Consolas" w:hAnsi="Consolas"/>
+                <w:color w:val="E8ECF3"/>
+                <w:sz w:val="18"/>
+              </w:rPr>
+              <w:t xml:space="preserve">elif tier == 'Edge': self.nodes[destination].add_task(task, transfer_delay=self.neighbour_delay)</w:t>
+            </w:r>
+          </w:p>
+        </w:tc>
+        <w:tc>
+          <w:tcPr>
+            <w:tcW w:type="dxa" w:w="5329"/>
+          </w:tcPr>
+          <w:p>
+            <w:r>
+              <w:rPr>
+                <w:sz w:val="20"/>
+              </w:rPr>
+              <w:t xml:space="preserve">Edge: PADOSI ke asal node par, neighbour delay (1) ke saath. Padosi ka backlog aur capacity is se seedha affect hote hain.</w:t>
+            </w:r>
+          </w:p>
+        </w:tc>
+      </w:tr>
+      <w:tr>
+        <w:tc>
+          <w:tcPr>
+            <w:tcW w:type="dxa" w:w="3742"/>
+            <w:shd w:val="clear" w:color="auto" w:fill="151a24"/>
+          </w:tcPr>
+          <w:p>
+            <w:r>
+              <w:rPr>
+                <w:rFonts w:ascii="Consolas" w:hAnsi="Consolas"/>
+                <w:color w:val="E8ECF3"/>
+                <w:sz w:val="18"/>
+              </w:rPr>
+              <w:t xml:space="preserve">else: self.nodes[destination].add_task(task, transfer_delay=0)</w:t>
+            </w:r>
+          </w:p>
+        </w:tc>
+        <w:tc>
+          <w:tcPr>
+            <w:tcW w:type="dxa" w:w="5329"/>
+          </w:tcPr>
+          <w:p>
+            <w:r>
+              <w:rPr>
+                <w:sz w:val="20"/>
+              </w:rPr>
+              <w:t xml:space="preserve">Local: apna node, koi delay nahi.</w:t>
+            </w:r>
+          </w:p>
+        </w:tc>
+      </w:tr>
+      <w:tr>
+        <w:tc>
+          <w:tcPr>
+            <w:tcW w:type="dxa" w:w="3742"/>
+            <w:shd w:val="clear" w:color="auto" w:fill="151a24"/>
+          </w:tcPr>
+          <w:p>
+            <w:r>
+              <w:rPr>
+                <w:rFonts w:ascii="Consolas" w:hAnsi="Consolas"/>
+                <w:color w:val="E8ECF3"/>
+                <w:sz w:val="18"/>
+              </w:rPr>
+              <w:t xml:space="preserve">self._next_task_id += 1; self.tasks.append(task)</w:t>
+            </w:r>
+          </w:p>
+        </w:tc>
+        <w:tc>
+          <w:tcPr>
+            <w:tcW w:type="dxa" w:w="5329"/>
+          </w:tcPr>
+          <w:p>
+            <w:r>
+              <w:rPr>
+                <w:sz w:val="20"/>
+              </w:rPr>
+              <w:t xml:space="preserve">Task id sirf tab badhti hai jab task kamyabi se ban gaya ho; har task simulator ki master list mein jata hai.</w:t>
             </w:r>
           </w:p>
         </w:tc>
@@ -2662,9 +2923,373 @@
       </w:pPr>
     </w:p>
     <w:p>
+      <w:pPr>
+        <w:pStyle w:val="Heading2"/>
+      </w:pPr>
       <w:r>
-        <w:br w:type="page"/>
+        <w:rPr>
+          <w:color w:val="7C3AED"/>
+          <w:sz w:val="29"/>
+        </w:rPr>
+        <w:t>2.5  env/task.py — Latency Ke Hisse</w:t>
       </w:r>
+    </w:p>
+    <w:p>
+      <w:pPr>
+        <w:spacing w:before="200" w:after="0"/>
+        <w:shd w:val="clear" w:color="auto" w:fill="151a24"/>
+      </w:pPr>
+      <w:r>
+        <w:rPr>
+          <w:rFonts w:ascii="Consolas" w:hAnsi="Consolas"/>
+          <w:b/>
+          <w:color w:val="8AB4FF"/>
+          <w:sz w:val="19"/>
+        </w:rPr>
+        <w:t xml:space="preserve">  env/task.py — timing properties</w:t>
+      </w:r>
+    </w:p>
+    <w:p>
+      <w:pPr>
+        <w:spacing w:before="0" w:after="0" w:line="240" w:lineRule="auto"/>
+        <w:shd w:val="clear" w:color="auto" w:fill="1e2430"/>
+      </w:pPr>
+      <w:r>
+        <w:rPr>
+          <w:rFonts w:ascii="Consolas" w:hAnsi="Consolas"/>
+          <w:color w:val="E8ECF3"/>
+          <w:sz w:val="19"/>
+        </w:rPr>
+        <w:t xml:space="preserve">@property</w:t>
+      </w:r>
+    </w:p>
+    <w:p>
+      <w:pPr>
+        <w:spacing w:before="0" w:after="0" w:line="240" w:lineRule="auto"/>
+        <w:shd w:val="clear" w:color="auto" w:fill="1e2430"/>
+      </w:pPr>
+      <w:r>
+        <w:rPr>
+          <w:rFonts w:ascii="Consolas" w:hAnsi="Consolas"/>
+          <w:color w:val="E8ECF3"/>
+          <w:sz w:val="19"/>
+        </w:rPr>
+        <w:t xml:space="preserve">def transmission_delay(self) -&gt; int:</w:t>
+      </w:r>
+    </w:p>
+    <w:p>
+      <w:pPr>
+        <w:spacing w:before="0" w:after="0" w:line="240" w:lineRule="auto"/>
+        <w:shd w:val="clear" w:color="auto" w:fill="1e2430"/>
+      </w:pPr>
+      <w:r>
+        <w:rPr>
+          <w:rFonts w:ascii="Consolas" w:hAnsi="Consolas"/>
+          <w:color w:val="E8ECF3"/>
+          <w:sz w:val="19"/>
+        </w:rPr>
+        <w:t xml:space="preserve">    return self.ready_time - self.arrival_time</w:t>
+      </w:r>
+    </w:p>
+    <w:p>
+      <w:pPr>
+        <w:spacing w:before="0" w:after="0" w:line="240" w:lineRule="auto"/>
+        <w:shd w:val="clear" w:color="auto" w:fill="1e2430"/>
+      </w:pPr>
+      <w:r>
+        <w:rPr>
+          <w:rFonts w:ascii="Consolas" w:hAnsi="Consolas"/>
+          <w:color w:val="E8ECF3"/>
+          <w:sz w:val="19"/>
+        </w:rPr>
+        <w:t xml:space="preserve">@property</w:t>
+      </w:r>
+    </w:p>
+    <w:p>
+      <w:pPr>
+        <w:spacing w:before="0" w:after="0" w:line="240" w:lineRule="auto"/>
+        <w:shd w:val="clear" w:color="auto" w:fill="1e2430"/>
+      </w:pPr>
+      <w:r>
+        <w:rPr>
+          <w:rFonts w:ascii="Consolas" w:hAnsi="Consolas"/>
+          <w:color w:val="E8ECF3"/>
+          <w:sz w:val="19"/>
+        </w:rPr>
+        <w:t xml:space="preserve">def queue_wait(self) -&gt; Optional[int]:</w:t>
+      </w:r>
+    </w:p>
+    <w:p>
+      <w:pPr>
+        <w:spacing w:before="0" w:after="0" w:line="240" w:lineRule="auto"/>
+        <w:shd w:val="clear" w:color="auto" w:fill="1e2430"/>
+      </w:pPr>
+      <w:r>
+        <w:rPr>
+          <w:rFonts w:ascii="Consolas" w:hAnsi="Consolas"/>
+          <w:color w:val="E8ECF3"/>
+          <w:sz w:val="19"/>
+        </w:rPr>
+        <w:t xml:space="preserve">    return None if self.start_time is None else self.start_time - self.ready_time</w:t>
+      </w:r>
+    </w:p>
+    <w:p>
+      <w:pPr>
+        <w:spacing w:before="0" w:after="0" w:line="240" w:lineRule="auto"/>
+        <w:shd w:val="clear" w:color="auto" w:fill="1e2430"/>
+      </w:pPr>
+      <w:r>
+        <w:rPr>
+          <w:rFonts w:ascii="Consolas" w:hAnsi="Consolas"/>
+          <w:color w:val="E8ECF3"/>
+          <w:sz w:val="19"/>
+        </w:rPr>
+        <w:t xml:space="preserve">@property</w:t>
+      </w:r>
+    </w:p>
+    <w:p>
+      <w:pPr>
+        <w:spacing w:before="0" w:after="0" w:line="240" w:lineRule="auto"/>
+        <w:shd w:val="clear" w:color="auto" w:fill="1e2430"/>
+      </w:pPr>
+      <w:r>
+        <w:rPr>
+          <w:rFonts w:ascii="Consolas" w:hAnsi="Consolas"/>
+          <w:color w:val="E8ECF3"/>
+          <w:sz w:val="19"/>
+        </w:rPr>
+        <w:t xml:space="preserve">def execution_span(self) -&gt; Optional[int]:</w:t>
+      </w:r>
+    </w:p>
+    <w:p>
+      <w:pPr>
+        <w:spacing w:before="0" w:after="0" w:line="240" w:lineRule="auto"/>
+        <w:shd w:val="clear" w:color="auto" w:fill="1e2430"/>
+      </w:pPr>
+      <w:r>
+        <w:rPr>
+          <w:rFonts w:ascii="Consolas" w:hAnsi="Consolas"/>
+          <w:color w:val="E8ECF3"/>
+          <w:sz w:val="19"/>
+        </w:rPr>
+        <w:t xml:space="preserve">    if self.start_time is None or self.completion_time is None:</w:t>
+      </w:r>
+    </w:p>
+    <w:p>
+      <w:pPr>
+        <w:spacing w:before="0" w:after="0" w:line="240" w:lineRule="auto"/>
+        <w:shd w:val="clear" w:color="auto" w:fill="1e2430"/>
+      </w:pPr>
+      <w:r>
+        <w:rPr>
+          <w:rFonts w:ascii="Consolas" w:hAnsi="Consolas"/>
+          <w:color w:val="E8ECF3"/>
+          <w:sz w:val="19"/>
+        </w:rPr>
+        <w:t xml:space="preserve">        return None</w:t>
+      </w:r>
+    </w:p>
+    <w:p>
+      <w:pPr>
+        <w:spacing w:before="0" w:after="0" w:line="240" w:lineRule="auto"/>
+        <w:shd w:val="clear" w:color="auto" w:fill="1e2430"/>
+      </w:pPr>
+      <w:r>
+        <w:rPr>
+          <w:rFonts w:ascii="Consolas" w:hAnsi="Consolas"/>
+          <w:color w:val="E8ECF3"/>
+          <w:sz w:val="19"/>
+        </w:rPr>
+        <w:t xml:space="preserve">    return self.completion_time - self.start_time</w:t>
+      </w:r>
+    </w:p>
+    <w:p>
+      <w:pPr>
+        <w:spacing w:before="0" w:after="0" w:line="240" w:lineRule="auto"/>
+        <w:shd w:val="clear" w:color="auto" w:fill="1e2430"/>
+      </w:pPr>
+      <w:r>
+        <w:rPr>
+          <w:rFonts w:ascii="Consolas" w:hAnsi="Consolas"/>
+          <w:color w:val="E8ECF3"/>
+          <w:sz w:val="19"/>
+        </w:rPr>
+        <w:t xml:space="preserve">@property</w:t>
+      </w:r>
+    </w:p>
+    <w:p>
+      <w:pPr>
+        <w:spacing w:before="0" w:after="0" w:line="240" w:lineRule="auto"/>
+        <w:shd w:val="clear" w:color="auto" w:fill="1e2430"/>
+      </w:pPr>
+      <w:r>
+        <w:rPr>
+          <w:rFonts w:ascii="Consolas" w:hAnsi="Consolas"/>
+          <w:color w:val="E8ECF3"/>
+          <w:sz w:val="19"/>
+        </w:rPr>
+        <w:t xml:space="preserve">def latency(self) -&gt; Optional[int]:</w:t>
+      </w:r>
+    </w:p>
+    <w:p>
+      <w:pPr>
+        <w:spacing w:before="0" w:after="0" w:line="240" w:lineRule="auto"/>
+        <w:shd w:val="clear" w:color="auto" w:fill="1e2430"/>
+      </w:pPr>
+      <w:r>
+        <w:rPr>
+          <w:rFonts w:ascii="Consolas" w:hAnsi="Consolas"/>
+          <w:color w:val="E8ECF3"/>
+          <w:sz w:val="19"/>
+        </w:rPr>
+        <w:t xml:space="preserve">    return None if self.completion_time is None else self.completion_time - self.arrival_time</w:t>
+      </w:r>
+    </w:p>
+    <w:p>
+      <w:pPr>
+        <w:spacing w:after="200"/>
+      </w:pPr>
+    </w:p>
+    <w:tbl>
+      <w:tblPr>
+        <w:tblStyle w:val="TableGrid"/>
+        <w:tblW w:type="auto" w:w="0"/>
+        <w:tblLayout w:type="fixed"/>
+        <w:tblLook w:firstColumn="1" w:firstRow="1" w:lastColumn="0" w:lastRow="0" w:noHBand="0" w:noVBand="1" w:val="04A0"/>
+      </w:tblPr>
+      <w:tblGrid>
+        <w:gridCol w:w="3742"/>
+        <w:gridCol w:w="5329"/>
+      </w:tblGrid>
+      <w:tr>
+        <w:tc>
+          <w:tcPr>
+            <w:tcW w:type="dxa" w:w="3742"/>
+            <w:shd w:val="clear" w:color="auto" w:fill="151a24"/>
+          </w:tcPr>
+          <w:p>
+            <w:r>
+              <w:rPr>
+                <w:rFonts w:ascii="Consolas" w:hAnsi="Consolas"/>
+                <w:color w:val="E8ECF3"/>
+                <w:sz w:val="18"/>
+              </w:rPr>
+              <w:t xml:space="preserve">transmission_delay = ready_time - arrival_time</w:t>
+            </w:r>
+          </w:p>
+        </w:tc>
+        <w:tc>
+          <w:tcPr>
+            <w:tcW w:type="dxa" w:w="5329"/>
+          </w:tcPr>
+          <w:p>
+            <w:r>
+              <w:rPr>
+                <w:sz w:val="20"/>
+              </w:rPr>
+              <w:t xml:space="preserve">Network mein guzra waqt (Local 0, Edge 1, Cloud 2).</w:t>
+            </w:r>
+          </w:p>
+        </w:tc>
+      </w:tr>
+      <w:tr>
+        <w:tc>
+          <w:tcPr>
+            <w:tcW w:type="dxa" w:w="3742"/>
+            <w:shd w:val="clear" w:color="auto" w:fill="151a24"/>
+          </w:tcPr>
+          <w:p>
+            <w:r>
+              <w:rPr>
+                <w:rFonts w:ascii="Consolas" w:hAnsi="Consolas"/>
+                <w:color w:val="E8ECF3"/>
+                <w:sz w:val="18"/>
+              </w:rPr>
+              <w:t xml:space="preserve">queue_wait = start_time - ready_time</w:t>
+            </w:r>
+          </w:p>
+        </w:tc>
+        <w:tc>
+          <w:tcPr>
+            <w:tcW w:type="dxa" w:w="5329"/>
+          </w:tcPr>
+          <w:p>
+            <w:r>
+              <w:rPr>
+                <w:sz w:val="20"/>
+              </w:rPr>
+              <w:t xml:space="preserve">Node par pohanch kar CPU milne tak ka intezar. Transit ka waqt is mein dobara count NAHI hota.</w:t>
+            </w:r>
+          </w:p>
+        </w:tc>
+      </w:tr>
+      <w:tr>
+        <w:tc>
+          <w:tcPr>
+            <w:tcW w:type="dxa" w:w="3742"/>
+            <w:shd w:val="clear" w:color="auto" w:fill="151a24"/>
+          </w:tcPr>
+          <w:p>
+            <w:r>
+              <w:rPr>
+                <w:rFonts w:ascii="Consolas" w:hAnsi="Consolas"/>
+                <w:color w:val="E8ECF3"/>
+                <w:sz w:val="18"/>
+              </w:rPr>
+              <w:t xml:space="preserve">execution_span = completion_time - start_time</w:t>
+            </w:r>
+          </w:p>
+        </w:tc>
+        <w:tc>
+          <w:tcPr>
+            <w:tcW w:type="dxa" w:w="5329"/>
+          </w:tcPr>
+          <w:p>
+            <w:r>
+              <w:rPr>
+                <w:sz w:val="20"/>
+              </w:rPr>
+              <w:t xml:space="preserve">0 = jis step mein shuru hua usi mein khatam; k = k aur steps lage.</w:t>
+            </w:r>
+          </w:p>
+        </w:tc>
+      </w:tr>
+      <w:tr>
+        <w:tc>
+          <w:tcPr>
+            <w:tcW w:type="dxa" w:w="3742"/>
+            <w:shd w:val="clear" w:color="auto" w:fill="151a24"/>
+          </w:tcPr>
+          <w:p>
+            <w:r>
+              <w:rPr>
+                <w:rFonts w:ascii="Consolas" w:hAnsi="Consolas"/>
+                <w:color w:val="E8ECF3"/>
+                <w:sz w:val="18"/>
+              </w:rPr>
+              <w:t xml:space="preserve">latency = completion_time - arrival_time</w:t>
+            </w:r>
+          </w:p>
+        </w:tc>
+        <w:tc>
+          <w:tcPr>
+            <w:tcW w:type="dxa" w:w="5329"/>
+          </w:tcPr>
+          <w:p>
+            <w:r>
+              <w:rPr>
+                <w:sz w:val="20"/>
+              </w:rPr>
+              <w:t xml:space="preserve">Poora waqt. Hamesha: latency = transmission_delay + queue_wait + execution_span (teeno overlap nahi karte).</w:t>
+            </w:r>
+          </w:p>
+        </w:tc>
+      </w:tr>
+    </w:tbl>
+    <w:p>
+      <w:pPr>
+        <w:spacing w:after="80"/>
+      </w:pPr>
     </w:p>
     <w:p>
       <w:pPr>
@@ -2684,11 +3309,9 @@
       </w:pPr>
       <w:r>
         <w:rPr>
-          <w:b w:val="0"/>
-          <w:i w:val="0"/>
           <w:sz w:val="22"/>
         </w:rPr>
-        <w:t>Config: local_threshold=1.5, edge_threshold=6.0, cloud_capacity=50.0, cloud_network_delay=2 (configs/environment.yaml)</w:t>
+        <w:t xml:space="preserve">Config (configs/environment.yaml): capacity Emergency 5.0, ICU 4.0, General_Ward 3.0; cloud_threshold 6.0, offload_threshold 3.0, cloud_capacity 50.0, cloud_network_delay 2, neighbour_network_delay 1. Neeche ke saare results asal code chala kar liye gaye hain.</w:t>
       </w:r>
     </w:p>
     <w:p>
@@ -2700,7 +3323,7 @@
           <w:color w:val="1C2230"/>
           <w:sz w:val="25"/>
         </w:rPr>
-        <w:t>Example A — Boundary Values (Test Se Liya Gaya)</w:t>
+        <w:t>Example A — Routing Faisle (Boundary Values Samet)</w:t>
       </w:r>
     </w:p>
     <w:tbl>
@@ -2710,14 +3333,16 @@
         <w:tblLook w:firstColumn="1" w:firstRow="1" w:lastColumn="0" w:lastRow="0" w:noHBand="0" w:noVBand="1" w:val="04A0"/>
       </w:tblPr>
       <w:tblGrid>
-        <w:gridCol w:w="3249"/>
-        <w:gridCol w:w="3249"/>
-        <w:gridCol w:w="3249"/>
+        <w:gridCol w:w="2000"/>
+        <w:gridCol w:w="1300"/>
+        <w:gridCol w:w="1000"/>
+        <w:gridCol w:w="3071"/>
+        <w:gridCol w:w="1700"/>
       </w:tblGrid>
       <w:tr>
         <w:tc>
           <w:tcPr>
-            <w:tcW w:type="dxa" w:w="3249"/>
+            <w:tcW w:type="dxa" w:w="2000"/>
             <w:shd w:val="clear" w:color="auto" w:fill="334155"/>
           </w:tcPr>
           <w:p>
@@ -2727,13 +3352,13 @@
                 <w:color w:val="FFFFFF"/>
                 <w:sz w:val="19"/>
               </w:rPr>
-              <w:t>compute_demand</w:t>
+              <w:t xml:space="preserve">Backlog pehle se (Em / ICU / GW)</w:t>
             </w:r>
           </w:p>
         </w:tc>
         <w:tc>
           <w:tcPr>
-            <w:tcW w:type="dxa" w:w="3249"/>
+            <w:tcW w:type="dxa" w:w="1300"/>
             <w:shd w:val="clear" w:color="auto" w:fill="334155"/>
           </w:tcPr>
           <w:p>
@@ -2743,13 +3368,13 @@
                 <w:color w:val="FFFFFF"/>
                 <w:sz w:val="19"/>
               </w:rPr>
-              <w:t>Rule Applied</w:t>
+              <w:t xml:space="preserve">Source</w:t>
             </w:r>
           </w:p>
         </w:tc>
         <w:tc>
           <w:tcPr>
-            <w:tcW w:type="dxa" w:w="3249"/>
+            <w:tcW w:type="dxa" w:w="1000"/>
             <w:shd w:val="clear" w:color="auto" w:fill="334155"/>
           </w:tcPr>
           <w:p>
@@ -2759,7 +3384,39 @@
                 <w:color w:val="FFFFFF"/>
                 <w:sz w:val="19"/>
               </w:rPr>
-              <w:t>Result Tier</w:t>
+              <w:t xml:space="preserve">Demand</w:t>
+            </w:r>
+          </w:p>
+        </w:tc>
+        <w:tc>
+          <w:tcPr>
+            <w:tcW w:type="dxa" w:w="3071"/>
+            <w:shd w:val="clear" w:color="auto" w:fill="334155"/>
+          </w:tcPr>
+          <w:p>
+            <w:r>
+              <w:rPr>
+                <w:b/>
+                <w:color w:val="FFFFFF"/>
+                <w:sz w:val="19"/>
+              </w:rPr>
+              <w:t xml:space="preserve">Kaunsa rule laga</w:t>
+            </w:r>
+          </w:p>
+        </w:tc>
+        <w:tc>
+          <w:tcPr>
+            <w:tcW w:type="dxa" w:w="1700"/>
+            <w:shd w:val="clear" w:color="auto" w:fill="334155"/>
+          </w:tcPr>
+          <w:p>
+            <w:r>
+              <w:rPr>
+                <w:b/>
+                <w:color w:val="FFFFFF"/>
+                <w:sz w:val="19"/>
+              </w:rPr>
+              <w:t xml:space="preserve">Result</w:t>
             </w:r>
           </w:p>
         </w:tc>
@@ -2767,7 +3424,7 @@
       <w:tr>
         <w:tc>
           <w:tcPr>
-            <w:tcW w:type="dxa" w:w="3249"/>
+            <w:tcW w:type="dxa" w:w="2000"/>
           </w:tcPr>
           <w:p>
             <w:r>
@@ -2775,13 +3432,26 @@
                 <w:rFonts w:ascii="Consolas" w:hAnsi="Consolas"/>
                 <w:sz w:val="19"/>
               </w:rPr>
-              <w:t>1.0</w:t>
+              <w:t xml:space="preserve">0 / 0 / 0</w:t>
             </w:r>
           </w:p>
         </w:tc>
         <w:tc>
           <w:tcPr>
-            <w:tcW w:type="dxa" w:w="3249"/>
+            <w:tcW w:type="dxa" w:w="1300"/>
+          </w:tcPr>
+          <w:p>
+            <w:r>
+              <w:rPr>
+                <w:sz w:val="19"/>
+              </w:rPr>
+              <w:t xml:space="preserve">Emergency</w:t>
+            </w:r>
+          </w:p>
+        </w:tc>
+        <w:tc>
+          <w:tcPr>
+            <w:tcW w:type="dxa" w:w="1000"/>
           </w:tcPr>
           <w:p>
             <w:r>
@@ -2789,13 +3459,41 @@
                 <w:rFonts w:ascii="Consolas" w:hAnsi="Consolas"/>
                 <w:sz w:val="19"/>
               </w:rPr>
-              <w:t>1.0 &lt;= 1.5</w:t>
+              <w:t xml:space="preserve">1.0</w:t>
             </w:r>
           </w:p>
         </w:tc>
         <w:tc>
           <w:tcPr>
-            <w:tcW w:type="dxa" w:w="3249"/>
+            <w:tcW w:type="dxa" w:w="3071"/>
+          </w:tcPr>
+          <w:p>
+            <w:r>
+              <w:rPr>
+                <w:sz w:val="19"/>
+              </w:rPr>
+              <w:t xml:space="preserve">1.0 &lt;= 6.0, backlog 0 &lt;= 3.0</w:t>
+            </w:r>
+          </w:p>
+        </w:tc>
+        <w:tc>
+          <w:tcPr>
+            <w:tcW w:type="dxa" w:w="1700"/>
+          </w:tcPr>
+          <w:p>
+            <w:r>
+              <w:rPr>
+                <w:sz w:val="19"/>
+              </w:rPr>
+              <w:t xml:space="preserve">Local (Emergency)</w:t>
+            </w:r>
+          </w:p>
+        </w:tc>
+      </w:tr>
+      <w:tr>
+        <w:tc>
+          <w:tcPr>
+            <w:tcW w:type="dxa" w:w="2000"/>
           </w:tcPr>
           <w:p>
             <w:r>
@@ -2803,7 +3501,60 @@
                 <w:rFonts w:ascii="Consolas" w:hAnsi="Consolas"/>
                 <w:sz w:val="19"/>
               </w:rPr>
-              <w:t>Local</w:t>
+              <w:t xml:space="preserve">0 / 0 / 0</w:t>
+            </w:r>
+          </w:p>
+        </w:tc>
+        <w:tc>
+          <w:tcPr>
+            <w:tcW w:type="dxa" w:w="1300"/>
+          </w:tcPr>
+          <w:p>
+            <w:r>
+              <w:rPr>
+                <w:sz w:val="19"/>
+              </w:rPr>
+              <w:t xml:space="preserve">Emergency</w:t>
+            </w:r>
+          </w:p>
+        </w:tc>
+        <w:tc>
+          <w:tcPr>
+            <w:tcW w:type="dxa" w:w="1000"/>
+          </w:tcPr>
+          <w:p>
+            <w:r>
+              <w:rPr>
+                <w:rFonts w:ascii="Consolas" w:hAnsi="Consolas"/>
+                <w:sz w:val="19"/>
+              </w:rPr>
+              <w:t xml:space="preserve">6.0</w:t>
+            </w:r>
+          </w:p>
+        </w:tc>
+        <w:tc>
+          <w:tcPr>
+            <w:tcW w:type="dxa" w:w="3071"/>
+          </w:tcPr>
+          <w:p>
+            <w:r>
+              <w:rPr>
+                <w:sz w:val="19"/>
+              </w:rPr>
+              <w:t xml:space="preserve">6.0 &gt; 6.0? NAHI (exactly threshold)</w:t>
+            </w:r>
+          </w:p>
+        </w:tc>
+        <w:tc>
+          <w:tcPr>
+            <w:tcW w:type="dxa" w:w="1700"/>
+          </w:tcPr>
+          <w:p>
+            <w:r>
+              <w:rPr>
+                <w:sz w:val="19"/>
+              </w:rPr>
+              <w:t xml:space="preserve">Local (Emergency)</w:t>
             </w:r>
           </w:p>
         </w:tc>
@@ -2811,7 +3562,7 @@
       <w:tr>
         <w:tc>
           <w:tcPr>
-            <w:tcW w:type="dxa" w:w="3249"/>
+            <w:tcW w:type="dxa" w:w="2000"/>
           </w:tcPr>
           <w:p>
             <w:r>
@@ -2819,13 +3570,26 @@
                 <w:rFonts w:ascii="Consolas" w:hAnsi="Consolas"/>
                 <w:sz w:val="19"/>
               </w:rPr>
-              <w:t>1.5</w:t>
+              <w:t xml:space="preserve">0 / 0 / 0</w:t>
             </w:r>
           </w:p>
         </w:tc>
         <w:tc>
           <w:tcPr>
-            <w:tcW w:type="dxa" w:w="3249"/>
+            <w:tcW w:type="dxa" w:w="1300"/>
+          </w:tcPr>
+          <w:p>
+            <w:r>
+              <w:rPr>
+                <w:sz w:val="19"/>
+              </w:rPr>
+              <w:t xml:space="preserve">Emergency</w:t>
+            </w:r>
+          </w:p>
+        </w:tc>
+        <w:tc>
+          <w:tcPr>
+            <w:tcW w:type="dxa" w:w="1000"/>
           </w:tcPr>
           <w:p>
             <w:r>
@@ -2833,13 +3597,41 @@
                 <w:rFonts w:ascii="Consolas" w:hAnsi="Consolas"/>
                 <w:sz w:val="19"/>
               </w:rPr>
-              <w:t>1.5 &lt;= 1.5 (exactly equal — &lt;= wala rule)</w:t>
+              <w:t xml:space="preserve">6.01</w:t>
             </w:r>
           </w:p>
         </w:tc>
         <w:tc>
           <w:tcPr>
-            <w:tcW w:type="dxa" w:w="3249"/>
+            <w:tcW w:type="dxa" w:w="3071"/>
+          </w:tcPr>
+          <w:p>
+            <w:r>
+              <w:rPr>
+                <w:sz w:val="19"/>
+              </w:rPr>
+              <w:t xml:space="preserve">6.01 &gt; 6.0</w:t>
+            </w:r>
+          </w:p>
+        </w:tc>
+        <w:tc>
+          <w:tcPr>
+            <w:tcW w:type="dxa" w:w="1700"/>
+          </w:tcPr>
+          <w:p>
+            <w:r>
+              <w:rPr>
+                <w:sz w:val="19"/>
+              </w:rPr>
+              <w:t xml:space="preserve">Cloud</w:t>
+            </w:r>
+          </w:p>
+        </w:tc>
+      </w:tr>
+      <w:tr>
+        <w:tc>
+          <w:tcPr>
+            <w:tcW w:type="dxa" w:w="2000"/>
           </w:tcPr>
           <w:p>
             <w:r>
@@ -2847,7 +3639,60 @@
                 <w:rFonts w:ascii="Consolas" w:hAnsi="Consolas"/>
                 <w:sz w:val="19"/>
               </w:rPr>
-              <w:t>Local</w:t>
+              <w:t xml:space="preserve">0 / 3.0 / 0</w:t>
+            </w:r>
+          </w:p>
+        </w:tc>
+        <w:tc>
+          <w:tcPr>
+            <w:tcW w:type="dxa" w:w="1300"/>
+          </w:tcPr>
+          <w:p>
+            <w:r>
+              <w:rPr>
+                <w:sz w:val="19"/>
+              </w:rPr>
+              <w:t xml:space="preserve">ICU</w:t>
+            </w:r>
+          </w:p>
+        </w:tc>
+        <w:tc>
+          <w:tcPr>
+            <w:tcW w:type="dxa" w:w="1000"/>
+          </w:tcPr>
+          <w:p>
+            <w:r>
+              <w:rPr>
+                <w:rFonts w:ascii="Consolas" w:hAnsi="Consolas"/>
+                <w:sz w:val="19"/>
+              </w:rPr>
+              <w:t xml:space="preserve">1.0</w:t>
+            </w:r>
+          </w:p>
+        </w:tc>
+        <w:tc>
+          <w:tcPr>
+            <w:tcW w:type="dxa" w:w="3071"/>
+          </w:tcPr>
+          <w:p>
+            <w:r>
+              <w:rPr>
+                <w:sz w:val="19"/>
+              </w:rPr>
+              <w:t xml:space="preserve">backlog 3.0 &lt;= 3.0 (exactly threshold)</w:t>
+            </w:r>
+          </w:p>
+        </w:tc>
+        <w:tc>
+          <w:tcPr>
+            <w:tcW w:type="dxa" w:w="1700"/>
+          </w:tcPr>
+          <w:p>
+            <w:r>
+              <w:rPr>
+                <w:sz w:val="19"/>
+              </w:rPr>
+              <w:t xml:space="preserve">Local (ICU)</w:t>
             </w:r>
           </w:p>
         </w:tc>
@@ -2855,7 +3700,7 @@
       <w:tr>
         <w:tc>
           <w:tcPr>
-            <w:tcW w:type="dxa" w:w="3249"/>
+            <w:tcW w:type="dxa" w:w="2000"/>
           </w:tcPr>
           <w:p>
             <w:r>
@@ -2863,13 +3708,26 @@
                 <w:rFonts w:ascii="Consolas" w:hAnsi="Consolas"/>
                 <w:sz w:val="19"/>
               </w:rPr>
-              <w:t>3.0</w:t>
+              <w:t xml:space="preserve">0 / 3.01 / 0</w:t>
             </w:r>
           </w:p>
         </w:tc>
         <w:tc>
           <w:tcPr>
-            <w:tcW w:type="dxa" w:w="3249"/>
+            <w:tcW w:type="dxa" w:w="1300"/>
+          </w:tcPr>
+          <w:p>
+            <w:r>
+              <w:rPr>
+                <w:sz w:val="19"/>
+              </w:rPr>
+              <w:t xml:space="preserve">ICU</w:t>
+            </w:r>
+          </w:p>
+        </w:tc>
+        <w:tc>
+          <w:tcPr>
+            <w:tcW w:type="dxa" w:w="1000"/>
           </w:tcPr>
           <w:p>
             <w:r>
@@ -2877,13 +3735,41 @@
                 <w:rFonts w:ascii="Consolas" w:hAnsi="Consolas"/>
                 <w:sz w:val="19"/>
               </w:rPr>
-              <w:t>1.5 &lt; 3.0 &lt;= 6.0</w:t>
+              <w:t xml:space="preserve">1.0</w:t>
             </w:r>
           </w:p>
         </w:tc>
         <w:tc>
           <w:tcPr>
-            <w:tcW w:type="dxa" w:w="3249"/>
+            <w:tcW w:type="dxa" w:w="3071"/>
+          </w:tcPr>
+          <w:p>
+            <w:r>
+              <w:rPr>
+                <w:sz w:val="19"/>
+              </w:rPr>
+              <w:t xml:space="preserve">3.01 &gt; 3.0, padosi barabar (0, 0) -&gt; tie order</w:t>
+            </w:r>
+          </w:p>
+        </w:tc>
+        <w:tc>
+          <w:tcPr>
+            <w:tcW w:type="dxa" w:w="1700"/>
+          </w:tcPr>
+          <w:p>
+            <w:r>
+              <w:rPr>
+                <w:sz w:val="19"/>
+              </w:rPr>
+              <w:t xml:space="preserve">Edge (Emergency)</w:t>
+            </w:r>
+          </w:p>
+        </w:tc>
+      </w:tr>
+      <w:tr>
+        <w:tc>
+          <w:tcPr>
+            <w:tcW w:type="dxa" w:w="2000"/>
           </w:tcPr>
           <w:p>
             <w:r>
@@ -2891,15 +3777,26 @@
                 <w:rFonts w:ascii="Consolas" w:hAnsi="Consolas"/>
                 <w:sz w:val="19"/>
               </w:rPr>
-              <w:t>Edge</w:t>
+              <w:t xml:space="preserve">4.0 / 5.0 / 0</w:t>
             </w:r>
           </w:p>
         </w:tc>
-      </w:tr>
-      <w:tr>
         <w:tc>
           <w:tcPr>
-            <w:tcW w:type="dxa" w:w="3249"/>
+            <w:tcW w:type="dxa" w:w="1300"/>
+          </w:tcPr>
+          <w:p>
+            <w:r>
+              <w:rPr>
+                <w:sz w:val="19"/>
+              </w:rPr>
+              <w:t xml:space="preserve">ICU</w:t>
+            </w:r>
+          </w:p>
+        </w:tc>
+        <w:tc>
+          <w:tcPr>
+            <w:tcW w:type="dxa" w:w="1000"/>
           </w:tcPr>
           <w:p>
             <w:r>
@@ -2907,123 +3804,33 @@
                 <w:rFonts w:ascii="Consolas" w:hAnsi="Consolas"/>
                 <w:sz w:val="19"/>
               </w:rPr>
-              <w:t>6.0</w:t>
+              <w:t xml:space="preserve">2.0</w:t>
             </w:r>
           </w:p>
         </w:tc>
         <w:tc>
           <w:tcPr>
-            <w:tcW w:type="dxa" w:w="3249"/>
+            <w:tcW w:type="dxa" w:w="3071"/>
           </w:tcPr>
           <w:p>
             <w:r>
               <w:rPr>
-                <w:rFonts w:ascii="Consolas" w:hAnsi="Consolas"/>
                 <w:sz w:val="19"/>
               </w:rPr>
-              <w:t>6.0 &lt;= 6.0 (exactly equal)</w:t>
+              <w:t xml:space="preserve">5.0 &gt; 3.0, sab se kam backlog General_Ward (0)</w:t>
             </w:r>
           </w:p>
         </w:tc>
         <w:tc>
           <w:tcPr>
-            <w:tcW w:type="dxa" w:w="3249"/>
+            <w:tcW w:type="dxa" w:w="1700"/>
           </w:tcPr>
           <w:p>
             <w:r>
               <w:rPr>
-                <w:rFonts w:ascii="Consolas" w:hAnsi="Consolas"/>
                 <w:sz w:val="19"/>
               </w:rPr>
-              <w:t>Edge</w:t>
-            </w:r>
-          </w:p>
-        </w:tc>
-      </w:tr>
-      <w:tr>
-        <w:tc>
-          <w:tcPr>
-            <w:tcW w:type="dxa" w:w="3249"/>
-          </w:tcPr>
-          <w:p>
-            <w:r>
-              <w:rPr>
-                <w:rFonts w:ascii="Consolas" w:hAnsi="Consolas"/>
-                <w:sz w:val="19"/>
-              </w:rPr>
-              <w:t>6.01</w:t>
-            </w:r>
-          </w:p>
-        </w:tc>
-        <w:tc>
-          <w:tcPr>
-            <w:tcW w:type="dxa" w:w="3249"/>
-          </w:tcPr>
-          <w:p>
-            <w:r>
-              <w:rPr>
-                <w:rFonts w:ascii="Consolas" w:hAnsi="Consolas"/>
-                <w:sz w:val="19"/>
-              </w:rPr>
-              <w:t>6.01 &gt; 6.0</w:t>
-            </w:r>
-          </w:p>
-        </w:tc>
-        <w:tc>
-          <w:tcPr>
-            <w:tcW w:type="dxa" w:w="3249"/>
-          </w:tcPr>
-          <w:p>
-            <w:r>
-              <w:rPr>
-                <w:rFonts w:ascii="Consolas" w:hAnsi="Consolas"/>
-                <w:sz w:val="19"/>
-              </w:rPr>
-              <w:t>Cloud</w:t>
-            </w:r>
-          </w:p>
-        </w:tc>
-      </w:tr>
-      <w:tr>
-        <w:tc>
-          <w:tcPr>
-            <w:tcW w:type="dxa" w:w="3249"/>
-          </w:tcPr>
-          <w:p>
-            <w:r>
-              <w:rPr>
-                <w:rFonts w:ascii="Consolas" w:hAnsi="Consolas"/>
-                <w:sz w:val="19"/>
-              </w:rPr>
-              <w:t>20.0</w:t>
-            </w:r>
-          </w:p>
-        </w:tc>
-        <w:tc>
-          <w:tcPr>
-            <w:tcW w:type="dxa" w:w="3249"/>
-          </w:tcPr>
-          <w:p>
-            <w:r>
-              <w:rPr>
-                <w:rFonts w:ascii="Consolas" w:hAnsi="Consolas"/>
-                <w:sz w:val="19"/>
-              </w:rPr>
-              <w:t>20.0 &gt; 6.0</w:t>
-            </w:r>
-          </w:p>
-        </w:tc>
-        <w:tc>
-          <w:tcPr>
-            <w:tcW w:type="dxa" w:w="3249"/>
-          </w:tcPr>
-          <w:p>
-            <w:r>
-              <w:rPr>
-                <w:rFonts w:ascii="Consolas" w:hAnsi="Consolas"/>
-                <w:sz w:val="19"/>
-              </w:rPr>
-              <w:t>Cloud</w:t>
+              <w:t xml:space="preserve">Edge (General_Ward)</w:t>
             </w:r>
           </w:p>
         </w:tc>
@@ -3040,11 +3847,9 @@
       </w:pPr>
       <w:r>
         <w:rPr>
-          <w:b w:val="0"/>
-          <w:i w:val="0"/>
           <w:sz w:val="22"/>
         </w:rPr>
-        <w:t>Note: threshold PAR (jaise exactly 1.5 ya exactly 6.0) hamesha 'sasta/cheaper' tier milta hai — kyunke rule mein &lt;= (less than or EQUAL) istemal hua hai, &lt; nahi.</w:t>
+        <w:t xml:space="preserve">Threshold PAR (exactly 6.0 ya exactly 3.0) hamesha 'sasta' option milta hai, kyunke rule mein &lt;= istemal hua hai.</w:t>
       </w:r>
     </w:p>
     <w:p>
@@ -3056,7 +3861,7 @@
           <w:color w:val="1C2230"/>
           <w:sz w:val="25"/>
         </w:rPr>
-        <w:t>Example B — Cloud Routing + Network Delay (Asal Code Se Verified)</w:t>
+        <w:t>Example B — Padosi (Edge) Par Offload Aur Network Delay</w:t>
       </w:r>
     </w:p>
     <w:p>
@@ -3065,11 +3870,9 @@
       </w:pPr>
       <w:r>
         <w:rPr>
-          <w:b w:val="0"/>
-          <w:i w:val="0"/>
           <w:sz w:val="22"/>
         </w:rPr>
-        <w:t>General_Ward mein compute_demand=20.0 ka task route_task() se bheja gaya. edge_threshold=6.0 se zyada hai, is liye Cloud chuna gaya. Cloud capacity=50.0, network_delay=2.</w:t>
+        <w:t xml:space="preserve">ICU ke node par pehle se 5.0 ka kaam hai (backlog 5.0 &gt; 3.0). ICU ka naya task (demand 3.0) aata hai -&gt; dono padosi khaali hain -&gt; tie order se Emergency. ready_time = 0 + 1 = 1.</w:t>
       </w:r>
     </w:p>
     <w:tbl>
@@ -3079,17 +3882,15 @@
         <w:tblLook w:firstColumn="1" w:firstRow="1" w:lastColumn="0" w:lastRow="0" w:noHBand="0" w:noVBand="1" w:val="04A0"/>
       </w:tblPr>
       <w:tblGrid>
-        <w:gridCol w:w="1624"/>
-        <w:gridCol w:w="1624"/>
-        <w:gridCol w:w="1624"/>
-        <w:gridCol w:w="1624"/>
-        <w:gridCol w:w="1624"/>
-        <w:gridCol w:w="1624"/>
+        <w:gridCol w:w="1700"/>
+        <w:gridCol w:w="3700"/>
+        <w:gridCol w:w="1500"/>
+        <w:gridCol w:w="2171"/>
       </w:tblGrid>
       <w:tr>
         <w:tc>
           <w:tcPr>
-            <w:tcW w:type="dxa" w:w="1624"/>
+            <w:tcW w:type="dxa" w:w="1700"/>
             <w:shd w:val="clear" w:color="auto" w:fill="334155"/>
           </w:tcPr>
           <w:p>
@@ -3099,13 +3900,13 @@
                 <w:color w:val="FFFFFF"/>
                 <w:sz w:val="19"/>
               </w:rPr>
-              <w:t>step() Call #</w:t>
+              <w:t xml:space="preserve">Step (current_time)</w:t>
             </w:r>
           </w:p>
         </w:tc>
         <w:tc>
           <w:tcPr>
-            <w:tcW w:type="dxa" w:w="1624"/>
+            <w:tcW w:type="dxa" w:w="3700"/>
             <w:shd w:val="clear" w:color="auto" w:fill="334155"/>
           </w:tcPr>
           <w:p>
@@ -3115,13 +3916,13 @@
                 <w:color w:val="FFFFFF"/>
                 <w:sz w:val="19"/>
               </w:rPr>
-              <w:t>current_time</w:t>
+              <w:t xml:space="preserve">Task ki halat</w:t>
             </w:r>
           </w:p>
         </w:tc>
         <w:tc>
           <w:tcPr>
-            <w:tcW w:type="dxa" w:w="1624"/>
+            <w:tcW w:type="dxa" w:w="1500"/>
             <w:shd w:val="clear" w:color="auto" w:fill="334155"/>
           </w:tcPr>
           <w:p>
@@ -3131,13 +3932,13 @@
                 <w:color w:val="FFFFFF"/>
                 <w:sz w:val="19"/>
               </w:rPr>
-              <w:t>waqt guzra (current_time - arrival_time)</w:t>
+              <w:t xml:space="preserve">remaining_demand</w:t>
             </w:r>
           </w:p>
         </w:tc>
         <w:tc>
           <w:tcPr>
-            <w:tcW w:type="dxa" w:w="1624"/>
+            <w:tcW w:type="dxa" w:w="2171"/>
             <w:shd w:val="clear" w:color="auto" w:fill="334155"/>
           </w:tcPr>
           <w:p>
@@ -3147,13 +3948,178 @@
                 <w:color w:val="FFFFFF"/>
                 <w:sz w:val="19"/>
               </w:rPr>
-              <w:t>still_in_transit?</w:t>
+              <w:t xml:space="preserve">Emergency node ka kaam</w:t>
+            </w:r>
+          </w:p>
+        </w:tc>
+      </w:tr>
+      <w:tr>
+        <w:tc>
+          <w:tcPr>
+            <w:tcW w:type="dxa" w:w="1700"/>
+          </w:tcPr>
+          <w:p>
+            <w:r>
+              <w:rPr>
+                <w:rFonts w:ascii="Consolas" w:hAnsi="Consolas"/>
+                <w:sz w:val="19"/>
+              </w:rPr>
+              <w:t xml:space="preserve">0</w:t>
             </w:r>
           </w:p>
         </w:tc>
         <w:tc>
           <w:tcPr>
-            <w:tcW w:type="dxa" w:w="1624"/>
+            <w:tcW w:type="dxa" w:w="3700"/>
+          </w:tcPr>
+          <w:p>
+            <w:r>
+              <w:rPr>
+                <w:sz w:val="19"/>
+              </w:rPr>
+              <w:t xml:space="preserve">raste mein (ready_time 1 &gt; 0) — touch nahi hua</w:t>
+            </w:r>
+          </w:p>
+        </w:tc>
+        <w:tc>
+          <w:tcPr>
+            <w:tcW w:type="dxa" w:w="1500"/>
+          </w:tcPr>
+          <w:p>
+            <w:r>
+              <w:rPr>
+                <w:rFonts w:ascii="Consolas" w:hAnsi="Consolas"/>
+                <w:sz w:val="19"/>
+              </w:rPr>
+              <w:t xml:space="preserve">3.0</w:t>
+            </w:r>
+          </w:p>
+        </w:tc>
+        <w:tc>
+          <w:tcPr>
+            <w:tcW w:type="dxa" w:w="2171"/>
+          </w:tcPr>
+          <w:p>
+            <w:r>
+              <w:rPr>
+                <w:sz w:val="19"/>
+              </w:rPr>
+              <w:t xml:space="preserve">0.0 (khaali)</w:t>
+            </w:r>
+          </w:p>
+        </w:tc>
+      </w:tr>
+      <w:tr>
+        <w:tc>
+          <w:tcPr>
+            <w:tcW w:type="dxa" w:w="1700"/>
+          </w:tcPr>
+          <w:p>
+            <w:r>
+              <w:rPr>
+                <w:rFonts w:ascii="Consolas" w:hAnsi="Consolas"/>
+                <w:sz w:val="19"/>
+              </w:rPr>
+              <w:t xml:space="preserve">1</w:t>
+            </w:r>
+          </w:p>
+        </w:tc>
+        <w:tc>
+          <w:tcPr>
+            <w:tcW w:type="dxa" w:w="3700"/>
+          </w:tcPr>
+          <w:p>
+            <w:r>
+              <w:rPr>
+                <w:sz w:val="19"/>
+              </w:rPr>
+              <w:t xml:space="preserve">pohancha, CPU mila: start_time=1, completion_time=1</w:t>
+            </w:r>
+          </w:p>
+        </w:tc>
+        <w:tc>
+          <w:tcPr>
+            <w:tcW w:type="dxa" w:w="1500"/>
+          </w:tcPr>
+          <w:p>
+            <w:r>
+              <w:rPr>
+                <w:rFonts w:ascii="Consolas" w:hAnsi="Consolas"/>
+                <w:sz w:val="19"/>
+              </w:rPr>
+              <w:t xml:space="preserve">0.0</w:t>
+            </w:r>
+          </w:p>
+        </w:tc>
+        <w:tc>
+          <w:tcPr>
+            <w:tcW w:type="dxa" w:w="2171"/>
+          </w:tcPr>
+          <w:p>
+            <w:r>
+              <w:rPr>
+                <w:sz w:val="19"/>
+              </w:rPr>
+              <w:t xml:space="preserve">3.0 / 5.0 = 60% istemal</w:t>
+            </w:r>
+          </w:p>
+        </w:tc>
+      </w:tr>
+    </w:tbl>
+    <w:p>
+      <w:pPr>
+        <w:spacing w:after="80"/>
+      </w:pPr>
+    </w:p>
+    <w:p>
+      <w:pPr>
+        <w:spacing w:after="160"/>
+      </w:pPr>
+      <w:r>
+        <w:rPr>
+          <w:sz w:val="22"/>
+        </w:rPr>
+        <w:t xml:space="preserve">Real code output: transmission_delay=1, queue_wait=0, execution_span=0, latency=1 (1 + 0 + 0).</w:t>
+      </w:r>
+    </w:p>
+    <w:p>
+      <w:pPr>
+        <w:pStyle w:val="Heading3"/>
+      </w:pPr>
+      <w:r>
+        <w:rPr>
+          <w:color w:val="1C2230"/>
+          <w:sz w:val="25"/>
+        </w:rPr>
+        <w:t>Example C — Cloud Routing Aur Network Delay</w:t>
+      </w:r>
+    </w:p>
+    <w:p>
+      <w:pPr>
+        <w:spacing w:after="160"/>
+      </w:pPr>
+      <w:r>
+        <w:rPr>
+          <w:sz w:val="22"/>
+        </w:rPr>
+        <w:t xml:space="preserve">General_Ward ka task, compute_demand 20.0 (&gt; 6.0) -&gt; Cloud. ready_time = 0 + 2 = 2.</w:t>
+      </w:r>
+    </w:p>
+    <w:tbl>
+      <w:tblPr>
+        <w:tblStyle w:val="TableGrid"/>
+        <w:tblW w:type="auto" w:w="0"/>
+        <w:tblLook w:firstColumn="1" w:firstRow="1" w:lastColumn="0" w:lastRow="0" w:noHBand="0" w:noVBand="1" w:val="04A0"/>
+      </w:tblPr>
+      <w:tblGrid>
+        <w:gridCol w:w="1900"/>
+        <w:gridCol w:w="4300"/>
+        <w:gridCol w:w="2871"/>
+      </w:tblGrid>
+      <w:tr>
+        <w:tc>
+          <w:tcPr>
+            <w:tcW w:type="dxa" w:w="1900"/>
             <w:shd w:val="clear" w:color="auto" w:fill="334155"/>
           </w:tcPr>
           <w:p>
@@ -3163,13 +4129,13 @@
                 <w:color w:val="FFFFFF"/>
                 <w:sz w:val="19"/>
               </w:rPr>
-              <w:t>remaining_demand</w:t>
+              <w:t xml:space="preserve">Step (current_time)</w:t>
             </w:r>
           </w:p>
         </w:tc>
         <w:tc>
           <w:tcPr>
-            <w:tcW w:type="dxa" w:w="1624"/>
+            <w:tcW w:type="dxa" w:w="4300"/>
             <w:shd w:val="clear" w:color="auto" w:fill="334155"/>
           </w:tcPr>
           <w:p>
@@ -3179,7 +4145,23 @@
                 <w:color w:val="FFFFFF"/>
                 <w:sz w:val="19"/>
               </w:rPr>
-              <w:t>is_complete?</w:t>
+              <w:t xml:space="preserve">Task ki halat</w:t>
+            </w:r>
+          </w:p>
+        </w:tc>
+        <w:tc>
+          <w:tcPr>
+            <w:tcW w:type="dxa" w:w="2871"/>
+            <w:shd w:val="clear" w:color="auto" w:fill="334155"/>
+          </w:tcPr>
+          <w:p>
+            <w:r>
+              <w:rPr>
+                <w:b/>
+                <w:color w:val="FFFFFF"/>
+                <w:sz w:val="19"/>
+              </w:rPr>
+              <w:t xml:space="preserve">remaining_demand</w:t>
             </w:r>
           </w:p>
         </w:tc>
@@ -3187,7 +4169,7 @@
       <w:tr>
         <w:tc>
           <w:tcPr>
-            <w:tcW w:type="dxa" w:w="1624"/>
+            <w:tcW w:type="dxa" w:w="1900"/>
           </w:tcPr>
           <w:p>
             <w:r>
@@ -3195,13 +4177,26 @@
                 <w:rFonts w:ascii="Consolas" w:hAnsi="Consolas"/>
                 <w:sz w:val="19"/>
               </w:rPr>
-              <w:t>1</w:t>
+              <w:t xml:space="preserve">0</w:t>
             </w:r>
           </w:p>
         </w:tc>
         <w:tc>
           <w:tcPr>
-            <w:tcW w:type="dxa" w:w="1624"/>
+            <w:tcW w:type="dxa" w:w="4300"/>
+          </w:tcPr>
+          <w:p>
+            <w:r>
+              <w:rPr>
+                <w:sz w:val="19"/>
+              </w:rPr>
+              <w:t xml:space="preserve">raste mein (ready_time 2 &gt; 0)</w:t>
+            </w:r>
+          </w:p>
+        </w:tc>
+        <w:tc>
+          <w:tcPr>
+            <w:tcW w:type="dxa" w:w="2871"/>
           </w:tcPr>
           <w:p>
             <w:r>
@@ -3209,13 +4204,15 @@
                 <w:rFonts w:ascii="Consolas" w:hAnsi="Consolas"/>
                 <w:sz w:val="19"/>
               </w:rPr>
-              <w:t>1</w:t>
+              <w:t xml:space="preserve">20.0 (touch nahi hua)</w:t>
             </w:r>
           </w:p>
         </w:tc>
+      </w:tr>
+      <w:tr>
         <w:tc>
           <w:tcPr>
-            <w:tcW w:type="dxa" w:w="1624"/>
+            <w:tcW w:type="dxa" w:w="1900"/>
           </w:tcPr>
           <w:p>
             <w:r>
@@ -3223,13 +4220,26 @@
                 <w:rFonts w:ascii="Consolas" w:hAnsi="Consolas"/>
                 <w:sz w:val="19"/>
               </w:rPr>
-              <w:t>1 - 0 = 1  (&lt; 2)</w:t>
+              <w:t xml:space="preserve">1</w:t>
             </w:r>
           </w:p>
         </w:tc>
         <w:tc>
           <w:tcPr>
-            <w:tcW w:type="dxa" w:w="1624"/>
+            <w:tcW w:type="dxa" w:w="4300"/>
+          </w:tcPr>
+          <w:p>
+            <w:r>
+              <w:rPr>
+                <w:sz w:val="19"/>
+              </w:rPr>
+              <w:t xml:space="preserve">raste mein (ready_time 2 &gt; 1)</w:t>
+            </w:r>
+          </w:p>
+        </w:tc>
+        <w:tc>
+          <w:tcPr>
+            <w:tcW w:type="dxa" w:w="2871"/>
           </w:tcPr>
           <w:p>
             <w:r>
@@ -3237,13 +4247,15 @@
                 <w:rFonts w:ascii="Consolas" w:hAnsi="Consolas"/>
                 <w:sz w:val="19"/>
               </w:rPr>
-              <w:t>True</w:t>
+              <w:t xml:space="preserve">20.0 (touch nahi hua)</w:t>
             </w:r>
           </w:p>
         </w:tc>
+      </w:tr>
+      <w:tr>
         <w:tc>
           <w:tcPr>
-            <w:tcW w:type="dxa" w:w="1624"/>
+            <w:tcW w:type="dxa" w:w="1900"/>
           </w:tcPr>
           <w:p>
             <w:r>
@@ -3251,13 +4263,26 @@
                 <w:rFonts w:ascii="Consolas" w:hAnsi="Consolas"/>
                 <w:sz w:val="19"/>
               </w:rPr>
-              <w:t>20.0 (touch nahi hua)</w:t>
+              <w:t xml:space="preserve">2</w:t>
             </w:r>
           </w:p>
         </w:tc>
         <w:tc>
           <w:tcPr>
-            <w:tcW w:type="dxa" w:w="1624"/>
+            <w:tcW w:type="dxa" w:w="4300"/>
+          </w:tcPr>
+          <w:p>
+            <w:r>
+              <w:rPr>
+                <w:sz w:val="19"/>
+              </w:rPr>
+              <w:t xml:space="preserve">pohancha: min(50.0, 20.0) = 20.0 kaam hua</w:t>
+            </w:r>
+          </w:p>
+        </w:tc>
+        <w:tc>
+          <w:tcPr>
+            <w:tcW w:type="dxa" w:w="2871"/>
           </w:tcPr>
           <w:p>
             <w:r>
@@ -3265,93 +4290,7 @@
                 <w:rFonts w:ascii="Consolas" w:hAnsi="Consolas"/>
                 <w:sz w:val="19"/>
               </w:rPr>
-              <w:t>False</w:t>
-            </w:r>
-          </w:p>
-        </w:tc>
-      </w:tr>
-      <w:tr>
-        <w:tc>
-          <w:tcPr>
-            <w:tcW w:type="dxa" w:w="1624"/>
-          </w:tcPr>
-          <w:p>
-            <w:r>
-              <w:rPr>
-                <w:rFonts w:ascii="Consolas" w:hAnsi="Consolas"/>
-                <w:sz w:val="19"/>
-              </w:rPr>
-              <w:t>2</w:t>
-            </w:r>
-          </w:p>
-        </w:tc>
-        <w:tc>
-          <w:tcPr>
-            <w:tcW w:type="dxa" w:w="1624"/>
-          </w:tcPr>
-          <w:p>
-            <w:r>
-              <w:rPr>
-                <w:rFonts w:ascii="Consolas" w:hAnsi="Consolas"/>
-                <w:sz w:val="19"/>
-              </w:rPr>
-              <w:t>2</w:t>
-            </w:r>
-          </w:p>
-        </w:tc>
-        <w:tc>
-          <w:tcPr>
-            <w:tcW w:type="dxa" w:w="1624"/>
-          </w:tcPr>
-          <w:p>
-            <w:r>
-              <w:rPr>
-                <w:rFonts w:ascii="Consolas" w:hAnsi="Consolas"/>
-                <w:sz w:val="19"/>
-              </w:rPr>
-              <w:t>2 - 0 = 2  (&lt; 2? NAHI, 2 is not &lt; 2)</w:t>
-            </w:r>
-          </w:p>
-        </w:tc>
-        <w:tc>
-          <w:tcPr>
-            <w:tcW w:type="dxa" w:w="1624"/>
-          </w:tcPr>
-          <w:p>
-            <w:r>
-              <w:rPr>
-                <w:rFonts w:ascii="Consolas" w:hAnsi="Consolas"/>
-                <w:sz w:val="19"/>
-              </w:rPr>
-              <w:t>False</w:t>
-            </w:r>
-          </w:p>
-        </w:tc>
-        <w:tc>
-          <w:tcPr>
-            <w:tcW w:type="dxa" w:w="1624"/>
-          </w:tcPr>
-          <w:p>
-            <w:r>
-              <w:rPr>
-                <w:rFonts w:ascii="Consolas" w:hAnsi="Consolas"/>
-                <w:sz w:val="19"/>
-              </w:rPr>
-              <w:t>min(50.0, 20.0)=20.0 kaam hua → 0.0</w:t>
-            </w:r>
-          </w:p>
-        </w:tc>
-        <w:tc>
-          <w:tcPr>
-            <w:tcW w:type="dxa" w:w="1624"/>
-          </w:tcPr>
-          <w:p>
-            <w:r>
-              <w:rPr>
-                <w:rFonts w:ascii="Consolas" w:hAnsi="Consolas"/>
-                <w:sz w:val="19"/>
-              </w:rPr>
-              <w:t>True → completion_time=2</w:t>
+              <w:t xml:space="preserve">0.0 -&gt; completion_time = 2</w:t>
             </w:r>
           </w:p>
         </w:tc>
@@ -3368,11 +4307,9 @@
       </w:pPr>
       <w:r>
         <w:rPr>
-          <w:b w:val="0"/>
-          <w:i w:val="0"/>
           <w:sz w:val="22"/>
         </w:rPr>
-        <w:t>Yeh EXACT wahi output hai jo asal code chala kar mila: pehle 2 steps mein task ko bilkul touch nahi kiya gaya (transit mein), teesre step (current_time=2) par transit khatam hua aur Cloud ki bohat badi capacity (50.0) ne 20.0 demand wale task ko EK HI step mein poora kar diya.</w:t>
+        <w:t xml:space="preserve">Real code output: transmission_delay=2, queue_wait=0, execution_span=0, latency=2. Cloud ki badi capacity ne 20.0 ka kaam ek hi step mein khatam kar diya, lekin 2 steps network mein lag gaye — yahi 'far but powerful' trade-off hai.</w:t>
       </w:r>
     </w:p>
     <w:p>
@@ -3393,7 +4330,7 @@
         <w:spacing w:after="80"/>
       </w:pPr>
       <w:r>
-        <w:t>Fixed threshold rule sahi tier chunta hai, boundary values (exactly threshold par) bhi sahi handle hoti hain.</w:t>
+        <w:t xml:space="preserve">Fixed rule sahi action chunta hai, aur boundary values (exactly 6.0, exactly 3.0) sahi handle hoti hain.</w:t>
       </w:r>
     </w:p>
     <w:p>
@@ -3402,7 +4339,7 @@
         <w:spacing w:after="80"/>
       </w:pPr>
       <w:r>
-        <w:t>Local aur Edge tiers Step 1 ka wahi EdgeNode class reuse karte hain — koi naya bug introduce nahi hua.</w:t>
+        <w:t xml:space="preserve">Edge offload padosi ke ASLI node par jata hai aur us ki queue/capacity ko waqai affect karta hai (department imbalance scenario mein bhi verify kiya gaya).</w:t>
       </w:r>
     </w:p>
     <w:p>
@@ -3411,7 +4348,7 @@
         <w:spacing w:after="80"/>
       </w:pPr>
       <w:r>
-        <w:t>Cloud tier network_delay ko sahi respect karta hai — task jab tak 'safar' mein hai, bilkul touch nahi hota.</w:t>
+        <w:t xml:space="preserve">Network delay sahi lagta hai: raste wala task CPU nahi leta, aur doosre ready tasks ko block nahi karta.</w:t>
       </w:r>
     </w:p>
     <w:p>
@@ -3420,7 +4357,7 @@
         <w:spacing w:after="80"/>
       </w:pPr>
       <w:r>
-        <w:t>Har routed task EXACTLY EK node par milta hai (Local ya Edge ya Cloud) — koi task 'do jagah' ya 'kahin nahi' nahi hota (test_route_generated_arrivals_integration is ko verify karta hai).</w:t>
+        <w:t xml:space="preserve">Har task EXACTLY EK node par milta hai — koi task gum ya do jagah nahi hota (task conservation).</w:t>
       </w:r>
     </w:p>
     <w:p>
@@ -3429,12 +4366,16 @@
         <w:spacing w:after="80"/>
       </w:pPr>
       <w:r>
-        <w:t>Step 1/2 ka add_task() ab bhi bilkul waisa hi hai (task.tier hamesha None) — nothing broke.</w:t>
+        <w:t xml:space="preserve">latency = transmission_delay + queue_wait + execution_span har completed task par sahi hai.</w:t>
       </w:r>
     </w:p>
     <w:p>
+      <w:pPr>
+        <w:pStyle w:val="ListBullet"/>
+        <w:spacing w:after="80"/>
+      </w:pPr>
       <w:r>
-        <w:br w:type="page"/>
+        <w:t xml:space="preserve">Roadmap checkpoints: khaali padosi par kaam jaldi hota hai, busy CPU par intezar lamba hota hai, aur slow cloud link par cloud latency badhti hai.</w:t>
       </w:r>
     </w:p>
     <w:p>
@@ -3475,7 +4416,7 @@
           <w:color w:val="E8ECF3"/>
           <w:sz w:val="19"/>
         </w:rPr>
-        <w:t>python3 -m tests.test_step3_routing</w:t>
+        <w:t xml:space="preserve">py -m pytest tests/test_step3_routing.py tests/test_v2_routing_timing.py -q</w:t>
       </w:r>
     </w:p>
     <w:p>
@@ -3489,11 +4430,9 @@
       </w:pPr>
       <w:r>
         <w:rPr>
-          <w:b w:val="0"/>
-          <w:i w:val="0"/>
           <w:sz w:val="22"/>
         </w:rPr>
-        <w:t>Expected: 7 [PASS] lines, phir 'ALL STEP 3 TESTS PASSED.'</w:t>
+        <w:t xml:space="preserve">Expected: 25 passed (7 + 18). Sirf Step 3 ki file script ki tarah: py -m tests.test_step3_routing -&gt; 7 [PASS] lines, phir 'ALL STEP 3 TESTS PASSED.'</w:t>
       </w:r>
     </w:p>
     <w:p>
@@ -3507,7 +4446,7 @@
           <w:i/>
           <w:sz w:val="21"/>
         </w:rPr>
-        <w:t>Yaad rahe: yeh routing rule FIXED/HAND-WRITTEN hai, AI nahi. Steps 7+ mein isi jagah ek Reinforcement Learning agent (DQN, phir MAPPO) aayega jo is simple threshold rule se BEHTAR routing seekhega — lekin sirf tab jab yeh teenon tiers ki bunyadi mechanics pehle se proven ho chuki hon (jo is step ne kiya).</w:t>
+        <w:t xml:space="preserve">Yaad rahe: yeh routing rule FIXED/HAND-WRITTEN hai, AI nahi. Step 6 isi faisle (Local / Edge / Cloud) ko Gymnasium action banayega, aur Steps 7+ mein RL agent (DQN, phir MAPPO) isi jagah behtar routing seekhega.</w:t>
       </w:r>
     </w:p>
     <w:sectPr>

--- a/Step_Documentation/Step3_Local_Edge_Cloud_Routing.docx
+++ b/Step_Documentation/Step3_Local_Edge_Cloud_Routing.docx
@@ -347,7 +347,7 @@
               <w:rPr>
                 <w:sz w:val="20"/>
               </w:rPr>
-              <w:t xml:space="preserve">TaskRouter — choose_destination(source, compute_demand, backlogs) upar wala rule chala kar (tier, destination) return karta hai.</w:t>
+              <w:t xml:space="preserve">TaskRouter — choose_destination(source, compute_demand, backlogs) upar wala rule chala kar (tier, destination) return karta hai; least_loaded_neighbour() Edge ke liye padosi chunta hai.</w:t>
             </w:r>
           </w:p>
         </w:tc>
@@ -573,7 +573,7 @@
           <w:color w:val="7C3AED"/>
           <w:sz w:val="29"/>
         </w:rPr>
-        <w:t>2.1  env/task_router.py — choose_destination()</w:t>
+        <w:t>2.1  env/task_router.py — choose_destination() aur least_loaded_neighbour()</w:t>
       </w:r>
     </w:p>
     <w:p>
@@ -588,7 +588,7 @@
           <w:color w:val="8AB4FF"/>
           <w:sz w:val="19"/>
         </w:rPr>
-        <w:t xml:space="preserve">  env/task_router.py — TaskRouter.choose_destination()</w:t>
+        <w:t xml:space="preserve">  env/task_router.py — TaskRouter.choose_destination() aur least_loaded_neighbour()</w:t>
       </w:r>
     </w:p>
     <w:p>
@@ -798,7 +798,7 @@
           <w:color w:val="E8ECF3"/>
           <w:sz w:val="19"/>
         </w:rPr>
-        <w:t xml:space="preserve">    neighbours = [d for d in self.neighbour_order if d != source]</w:t>
+        <w:t xml:space="preserve">    return "Edge", self.least_loaded_neighbour(source, backlogs)</w:t>
       </w:r>
     </w:p>
     <w:p>
@@ -812,7 +812,7 @@
           <w:color w:val="E8ECF3"/>
           <w:sz w:val="19"/>
         </w:rPr>
-        <w:t xml:space="preserve">    destination = min(neighbours, key=lambda d: (backlogs[d], self._rank[d]))</w:t>
+        <w:t xml:space="preserve">def least_loaded_neighbour(self, source: str, backlogs: Mapping[str, float]) -&gt; str:</w:t>
       </w:r>
     </w:p>
     <w:p>
@@ -826,7 +826,49 @@
           <w:color w:val="E8ECF3"/>
           <w:sz w:val="19"/>
         </w:rPr>
-        <w:t xml:space="preserve">    return "Edge", destination</w:t>
+        <w:t xml:space="preserve">    if source not in self._rank:</w:t>
+      </w:r>
+    </w:p>
+    <w:p>
+      <w:pPr>
+        <w:spacing w:before="0" w:after="0" w:line="240" w:lineRule="auto"/>
+        <w:shd w:val="clear" w:color="auto" w:fill="1e2430"/>
+      </w:pPr>
+      <w:r>
+        <w:rPr>
+          <w:rFonts w:ascii="Consolas" w:hAnsi="Consolas"/>
+          <w:color w:val="E8ECF3"/>
+          <w:sz w:val="19"/>
+        </w:rPr>
+        <w:t xml:space="preserve">        raise ValueError(f"TaskRouter: unknown source department {source!r}")</w:t>
+      </w:r>
+    </w:p>
+    <w:p>
+      <w:pPr>
+        <w:spacing w:before="0" w:after="0" w:line="240" w:lineRule="auto"/>
+        <w:shd w:val="clear" w:color="auto" w:fill="1e2430"/>
+      </w:pPr>
+      <w:r>
+        <w:rPr>
+          <w:rFonts w:ascii="Consolas" w:hAnsi="Consolas"/>
+          <w:color w:val="E8ECF3"/>
+          <w:sz w:val="19"/>
+        </w:rPr>
+        <w:t xml:space="preserve">    neighbours = [d for d in self.neighbour_order if d != source]</w:t>
+      </w:r>
+    </w:p>
+    <w:p>
+      <w:pPr>
+        <w:spacing w:before="0" w:after="0" w:line="240" w:lineRule="auto"/>
+        <w:shd w:val="clear" w:color="auto" w:fill="1e2430"/>
+      </w:pPr>
+      <w:r>
+        <w:rPr>
+          <w:rFonts w:ascii="Consolas" w:hAnsi="Consolas"/>
+          <w:color w:val="E8ECF3"/>
+          <w:sz w:val="19"/>
+        </w:rPr>
+        <w:t xml:space="preserve">    return min(neighbours, key=lambda d: (backlogs[d], self._rank[d]))</w:t>
       </w:r>
     </w:p>
     <w:p>
@@ -1025,7 +1067,7 @@
                 <w:color w:val="E8ECF3"/>
                 <w:sz w:val="18"/>
               </w:rPr>
-              <w:t xml:space="preserve">neighbours = [d for d in self.neighbour_order if d != source]</w:t>
+              <w:t xml:space="preserve">return 'Edge', self.least_loaded_neighbour(source, backlogs)</w:t>
             </w:r>
           </w:p>
         </w:tc>
@@ -1038,7 +1080,7 @@
               <w:rPr>
                 <w:sz w:val="20"/>
               </w:rPr>
-              <w:t xml:space="preserve">Rule 3: apna node busy hai, to padosi dhoondo. Source khud candidate nahi.</w:t>
+              <w:t xml:space="preserve">Rule 3: apna node busy hai, to task padosi (Edge) par jata hai. Kaunsa padosi, yeh least_loaded_neighbour() batata hai.</w:t>
             </w:r>
           </w:p>
         </w:tc>
@@ -1056,7 +1098,7 @@
                 <w:color w:val="E8ECF3"/>
                 <w:sz w:val="18"/>
               </w:rPr>
-              <w:t xml:space="preserve">destination = min(neighbours, key=lambda d: (backlogs[d], self._rank[d]))</w:t>
+              <w:t xml:space="preserve">def least_loaded_neighbour(self, source, backlogs):</w:t>
             </w:r>
           </w:p>
         </w:tc>
@@ -1069,7 +1111,7 @@
               <w:rPr>
                 <w:sz w:val="20"/>
               </w:rPr>
-              <w:t xml:space="preserve">Sab se kam backlog wala padosi. Barabar backlog par fixed order (Emergency -&gt; ICU -&gt; General_Ward) faisla karta hai, taake result hamesha deterministic rahe.</w:t>
+              <w:t xml:space="preserve">Padosi chunne ka rule alag method mein hai, kyunke Step 6 ka RL action 'Edge' bhi BILKUL isi rule se padosi chunta hai (ek hi rule, do jagah istemal).</w:t>
             </w:r>
           </w:p>
         </w:tc>
@@ -1087,7 +1129,7 @@
                 <w:color w:val="E8ECF3"/>
                 <w:sz w:val="18"/>
               </w:rPr>
-              <w:t xml:space="preserve">return 'Edge', destination</w:t>
+              <w:t xml:space="preserve">neighbours = [d for d in self.neighbour_order if d != source]</w:t>
             </w:r>
           </w:p>
         </w:tc>
@@ -1100,7 +1142,38 @@
               <w:rPr>
                 <w:sz w:val="20"/>
               </w:rPr>
-              <w:t xml:space="preserve">Faisla: Edge tier, aur kis padosi ka node.</w:t>
+              <w:t xml:space="preserve">Source khud candidate nahi — sirf doosre departments.</w:t>
+            </w:r>
+          </w:p>
+        </w:tc>
+      </w:tr>
+      <w:tr>
+        <w:tc>
+          <w:tcPr>
+            <w:tcW w:type="dxa" w:w="3742"/>
+            <w:shd w:val="clear" w:color="auto" w:fill="151a24"/>
+          </w:tcPr>
+          <w:p>
+            <w:r>
+              <w:rPr>
+                <w:rFonts w:ascii="Consolas" w:hAnsi="Consolas"/>
+                <w:color w:val="E8ECF3"/>
+                <w:sz w:val="18"/>
+              </w:rPr>
+              <w:t xml:space="preserve">return min(neighbours, key=lambda d: (backlogs[d], self._rank[d]))</w:t>
+            </w:r>
+          </w:p>
+        </w:tc>
+        <w:tc>
+          <w:tcPr>
+            <w:tcW w:type="dxa" w:w="5329"/>
+          </w:tcPr>
+          <w:p>
+            <w:r>
+              <w:rPr>
+                <w:sz w:val="20"/>
+              </w:rPr>
+              <w:t xml:space="preserve">Sab se kam backlog wala padosi. Barabar backlog par fixed order (Emergency -&gt; ICU -&gt; General_Ward) faisla karta hai, taake result hamesha deterministic rahe.</w:t>
             </w:r>
           </w:p>
         </w:tc>
